--- a/downloads/student/ai-4-week-16.docx
+++ b/downloads/student/ai-4-week-16.docx
@@ -1940,6 +1940,16 @@
     <w:p>
       <w:r>
         <w:t>Perfect performance on twenty supplied cases does not demonstrate dependable detection in other plants or settings.</w:t>
+      </w:r>
+    </w:p>
+    <w:p>
+      <w:r>
+        <w:t>Read the labelled picture: Why can the 90% baseline still be unsuitable for a detection task? Point to the relevant step in the picture, then write the changed result and the rule or evidence that supports it.</w:t>
+      </w:r>
+    </w:p>
+    <w:p>
+      <w:r>
+        <w:t>Change one thing: The candidate’s three false alarms are corrected without changing its detections. Predict the result before checking the explanation. What remains the same?</w:t>
       </w:r>
     </w:p>
     <w:p>
@@ -3739,6 +3749,187 @@
     <w:p>
       <w:r>
         <w:t>Attempt the independent case before hints. Record whether you worked alone, used a hint or followed a model. After feedback, fix the first unsupported step and explain why it changed. A later check uses a changed case, not a copied answer.</w:t>
+      </w:r>
+    </w:p>
+    <w:p>
+      <w:pPr>
+        <w:pStyle w:val="Heading1"/>
+      </w:pPr>
+      <w:r>
+        <w:t>15. Your lesson route</w:t>
+      </w:r>
+    </w:p>
+    <w:p>
+      <w:r>
+        <w:t>Start with this question: Show how a common healthy class can hide complete failure to detect spotted leaves.</w:t>
+      </w:r>
+    </w:p>
+    <w:tbl>
+      <w:tblPr>
+        <w:tblStyle w:val="LightShading-Accent1"/>
+        <w:tblW w:type="auto" w:w="0"/>
+        <w:tblLook w:firstColumn="1" w:firstRow="1" w:lastColumn="0" w:lastRow="0" w:noHBand="0" w:noVBand="1" w:val="04A0"/>
+      </w:tblPr>
+      <w:tblGrid>
+        <w:gridCol w:w="5112"/>
+        <w:gridCol w:w="5112"/>
+      </w:tblGrid>
+      <w:tr>
+        <w:trPr>
+          <w:tblHeader/>
+        </w:trPr>
+        <w:tc>
+          <w:tcPr>
+            <w:tcW w:type="dxa" w:w="5112"/>
+          </w:tcPr>
+          <w:p>
+            <w:r>
+              <w:t>By the end, I can</w:t>
+            </w:r>
+          </w:p>
+        </w:tc>
+        <w:tc>
+          <w:tcPr>
+            <w:tcW w:type="dxa" w:w="5112"/>
+          </w:tcPr>
+          <w:p>
+            <w:r>
+              <w:t>How I will show it</w:t>
+            </w:r>
+          </w:p>
+        </w:tc>
+      </w:tr>
+      <w:tr>
+        <w:tc>
+          <w:tcPr>
+            <w:tcW w:type="dxa" w:w="5112"/>
+          </w:tcPr>
+          <w:p>
+            <w:r>
+              <w:t>Explain why overall accuracy can hide failure on a less common class</w:t>
+            </w:r>
+          </w:p>
+        </w:tc>
+        <w:tc>
+          <w:tcPr>
+            <w:tcW w:type="dxa" w:w="5112"/>
+          </w:tcPr>
+          <w:p>
+            <w:r>
+              <w:t>Explain the deciding step, show a trace or test, and state one limit.</w:t>
+            </w:r>
+          </w:p>
+        </w:tc>
+      </w:tr>
+      <w:tr>
+        <w:tc>
+          <w:tcPr>
+            <w:tcW w:type="dxa" w:w="5112"/>
+          </w:tcPr>
+          <w:p>
+            <w:r>
+              <w:t>Compare a training-majority baseline with class-specific results</w:t>
+            </w:r>
+          </w:p>
+        </w:tc>
+        <w:tc>
+          <w:tcPr>
+            <w:tcW w:type="dxa" w:w="5112"/>
+          </w:tcPr>
+          <w:p>
+            <w:r>
+              <w:t>Explain the deciding step, show a trace or test, and state one limit.</w:t>
+            </w:r>
+          </w:p>
+        </w:tc>
+      </w:tr>
+      <w:tr>
+        <w:tc>
+          <w:tcPr>
+            <w:tcW w:type="dxa" w:w="5112"/>
+          </w:tcPr>
+          <w:p>
+            <w:r>
+              <w:t>Calculate an equal-class average and report its limits alongside the confusion matrix</w:t>
+            </w:r>
+          </w:p>
+        </w:tc>
+        <w:tc>
+          <w:tcPr>
+            <w:tcW w:type="dxa" w:w="5112"/>
+          </w:tcPr>
+          <w:p>
+            <w:r>
+              <w:t>Explain the deciding step, show a trace or test, and state one limit.</w:t>
+            </w:r>
+          </w:p>
+        </w:tc>
+      </w:tr>
+    </w:tbl>
+    <w:p>
+      <w:r>
+        <w:t>Remember → watch and explain → try with help → investigate → try independently → keep project evidence. Your teacher may spread this lesson across several classes.</w:t>
+      </w:r>
+    </w:p>
+    <w:p>
+      <w:r>
+        <w:t>Keep your first prediction. Compare it with what the evidence shows and explain any change.</w:t>
+      </w:r>
+    </w:p>
+    <w:p>
+      <w:pPr>
+        <w:pStyle w:val="Heading1"/>
+      </w:pPr>
+      <w:r>
+        <w:t>16. Finish and return</w:t>
+      </w:r>
+    </w:p>
+    <w:p>
+      <w:r>
+        <w:t>Close your notes. Explain this goal in your own words: Explain why overall accuracy can hide failure on a less common class</w:t>
+      </w:r>
+    </w:p>
+    <w:p>
+      <w:pPr>
+        <w:pStyle w:val="Heading3"/>
+      </w:pPr>
+      <w:r>
+        <w:t>My deciding step, evidence and one remaining question</w:t>
+      </w:r>
+    </w:p>
+    <w:p>
+      <w:r>
+        <w:t>________________________________________________________________</w:t>
+      </w:r>
+    </w:p>
+    <w:p>
+      <w:r>
+        <w:t>________________________________________________________________</w:t>
+      </w:r>
+    </w:p>
+    <w:p>
+      <w:r>
+        <w:t>________________________________________________________________</w:t>
+      </w:r>
+    </w:p>
+    <w:p>
+      <w:r>
+        <w:t>________________________________________________________________</w:t>
+      </w:r>
+    </w:p>
+    <w:p>
+      <w:r>
+        <w:t>________________________________________________________________</w:t>
+      </w:r>
+    </w:p>
+    <w:p>
+      <w:r>
+        <w:t>If you are unsure, return to the worked picture and explain one arrow. If you are ready, change an input or assumption and justify your prediction.</w:t>
+      </w:r>
+    </w:p>
+    <w:p>
+      <w:r>
+        <w:t>Save your workbook evidence. At the next review, try a different case before opening your old answer.</w:t>
       </w:r>
     </w:p>
     <w:sectPr>

--- a/downloads/student/ai-4-week-16.docx
+++ b/downloads/student/ai-4-week-16.docx
@@ -3930,6 +3930,215 @@
     <w:p>
       <w:r>
         <w:t>Save your workbook evidence. At the next review, try a different case before opening your old answer.</w:t>
+      </w:r>
+    </w:p>
+    <w:p>
+      <w:pPr>
+        <w:pStyle w:val="Heading1"/>
+      </w:pPr>
+      <w:r>
+        <w:t>17. Supported practice, repair and portfolio</w:t>
+      </w:r>
+    </w:p>
+    <w:p>
+      <w:r>
+        <w:t>Use this supported practice once, in the browser or on paper. Keep the reserved independent assessment for a separate first attempt before teacher feedback.</w:t>
+      </w:r>
+    </w:p>
+    <w:p>
+      <w:r>
+        <w:t>Show how a common healthy class can hide complete failure to detect spotted leaves.</w:t>
+      </w:r>
+    </w:p>
+    <w:p>
+      <w:pPr>
+        <w:pStyle w:val="Heading3"/>
+      </w:pPr>
+      <w:r>
+        <w:t>Practice 1: explain the deciding evidence</w:t>
+      </w:r>
+    </w:p>
+    <w:p>
+      <w:r>
+        <w:t>Which labelled step matches this detail? Candidate catches both spotted leaves while producing three false alarms; choose with stated costs and review needs.</w:t>
+      </w:r>
+    </w:p>
+    <w:p>
+      <w:r>
+        <w:t>1. Compare consequences</w:t>
+      </w:r>
+    </w:p>
+    <w:p>
+      <w:r>
+        <w:t>2. Score candidate</w:t>
+      </w:r>
+    </w:p>
+    <w:p>
+      <w:r>
+        <w:t>3. Score trivial baseline</w:t>
+      </w:r>
+    </w:p>
+    <w:p>
+      <w:pPr>
+        <w:pStyle w:val="Heading3"/>
+      </w:pPr>
+      <w:r>
+        <w:t>My selected conclusion, deciding fact and explanation</w:t>
+      </w:r>
+    </w:p>
+    <w:p>
+      <w:r>
+        <w:t>________________________________________________________________</w:t>
+      </w:r>
+    </w:p>
+    <w:p>
+      <w:r>
+        <w:t>________________________________________________________________</w:t>
+      </w:r>
+    </w:p>
+    <w:p>
+      <w:r>
+        <w:t>________________________________________________________________</w:t>
+      </w:r>
+    </w:p>
+    <w:p>
+      <w:r>
+        <w:t>________________________________________________________________</w:t>
+      </w:r>
+    </w:p>
+    <w:p>
+      <w:r>
+        <w:t>________________________________________________________________</w:t>
+      </w:r>
+    </w:p>
+    <w:p>
+      <w:r>
+        <w:t>Hint if needed: Read the steps in the pictorial case. Match the supplied detail to the stage that performs or records it.</w:t>
+      </w:r>
+    </w:p>
+    <w:p>
+      <w:r>
+        <w:t>After your attempt, compare with the supported explanation: Compare consequences Candidate catches both spotted leaves while producing three false alarms; choose with stated costs and review needs. Read the picture in order. Candidate catches both spotted leaves while producing three false alarms; choose with stated costs and review needs. The arrows show which recorded input or intermediate result each decision uses. Explain the deciding step aloud before checking the changed case; pointing to the final answer alone does not show how it follows.</w:t>
+      </w:r>
+    </w:p>
+    <w:p>
+      <w:pPr>
+        <w:pStyle w:val="Heading3"/>
+      </w:pPr>
+      <w:r>
+        <w:t>Practice 2: explain the deciding evidence</w:t>
+      </w:r>
+    </w:p>
+    <w:p>
+      <w:r>
+        <w:t>Changed-case practice: The candidate’s three false alarms are corrected without changing its detections. Which conclusion is supported by the supplied facts?</w:t>
+      </w:r>
+    </w:p>
+    <w:p>
+      <w:r>
+        <w:t>1. Candidate accuracy becomes20/20 with spotted recall still100% in this toy set.</w:t>
+      </w:r>
+    </w:p>
+    <w:p>
+      <w:r>
+        <w:t>2. This one example guarantees correct results for every future input.</w:t>
+      </w:r>
+    </w:p>
+    <w:p>
+      <w:r>
+        <w:t>3. We can decide the result without examining the changed input or the procedure.</w:t>
+      </w:r>
+    </w:p>
+    <w:p>
+      <w:pPr>
+        <w:pStyle w:val="Heading3"/>
+      </w:pPr>
+      <w:r>
+        <w:t>My selected conclusion, deciding fact and explanation</w:t>
+      </w:r>
+    </w:p>
+    <w:p>
+      <w:r>
+        <w:t>________________________________________________________________</w:t>
+      </w:r>
+    </w:p>
+    <w:p>
+      <w:r>
+        <w:t>________________________________________________________________</w:t>
+      </w:r>
+    </w:p>
+    <w:p>
+      <w:r>
+        <w:t>________________________________________________________________</w:t>
+      </w:r>
+    </w:p>
+    <w:p>
+      <w:r>
+        <w:t>________________________________________________________________</w:t>
+      </w:r>
+    </w:p>
+    <w:p>
+      <w:r>
+        <w:t>________________________________________________________________</w:t>
+      </w:r>
+    </w:p>
+    <w:p>
+      <w:r>
+        <w:t>Hint if needed: Use the changed condition and the deciding step in the pictorial trace. The answer must say what follows from those facts.</w:t>
+      </w:r>
+    </w:p>
+    <w:p>
+      <w:r>
+        <w:t>After your attempt, compare with the supported explanation: Candidate accuracy becomes20/20 with spotted recall still100% in this toy set. False alarms move from FP to TN; neither TP nor FN changes.</w:t>
+      </w:r>
+    </w:p>
+    <w:p>
+      <w:pPr>
+        <w:pStyle w:val="Heading3"/>
+      </w:pPr>
+      <w:r>
+        <w:t>Repair a missing building block</w:t>
+      </w:r>
+    </w:p>
+    <w:p>
+      <w:r>
+        <w:t>Review Confusion Matrix (ai-4/15). Goal: Build a labelled confusion matrix from matched reference and prediction pairs. Short practice: Why is adding TP alone without reducing FN an incorrect revision? Point to the relevant step in the picture, then write the changed result and the rule or evidence that supports it.. Return to this week and explain what you changed.</w:t>
+      </w:r>
+    </w:p>
+    <w:p>
+      <w:r>
+        <w:t>Review Train a Classifier (ai-4/13). Goal: Connect training-only scaling and neighbour prediction in one pipeline. Short practice: Which pipeline record would help another team reproduce the result? Point to the relevant step in the picture, then write the changed result and the rule or evidence that supports it.. Return to this week and explain what you changed.</w:t>
+      </w:r>
+    </w:p>
+    <w:p>
+      <w:r>
+        <w:t>Review Baselines First (ai-4/10). Goal: Fit a majority label baseline using training labels only. Short practice: Can the candidate’s training accuracy replace this validation comparison? Point to the relevant step in the picture, then write the changed result and the rule or evidence that supports it.. Return to this week and explain what you changed.</w:t>
+      </w:r>
+    </w:p>
+    <w:p>
+      <w:pPr>
+        <w:pStyle w:val="Heading3"/>
+      </w:pPr>
+      <w:r>
+        <w:t>Predict, run and debug</w:t>
+      </w:r>
+    </w:p>
+    <w:p>
+      <w:r>
+        <w:t>The browser lab lets you edit the supported Python examples already included in this lesson. Predict first, run, inspect the actual output or error, change one input, then run again. Keep code, predictions, actual results and a reasoned revision together. On paper, label your result as a trace rather than an execution.</w:t>
+      </w:r>
+    </w:p>
+    <w:p>
+      <w:pPr>
+        <w:pStyle w:val="Heading3"/>
+      </w:pPr>
+      <w:r>
+        <w:t>Keep your completed work</w:t>
+      </w:r>
+    </w:p>
+    <w:p>
+      <w:r>
+        <w:t>Use Download completed work in the hosted lesson to export your answers, reflections, practice feedback and code-run evidence. Open the HTML copy to read or print it. Drafts stay in this browser when storage is available; clear drafts on a shared device.</w:t>
       </w:r>
     </w:p>
     <w:sectPr>

--- a/downloads/student/ai-4-week-16.docx
+++ b/downloads/student/ai-4-week-16.docx
@@ -42,6 +42,11 @@
       </w:r>
     </w:p>
     <w:p>
+      <w:r>
+        <w:t>Start with the target: Explain why overall accuracy can hide failure on a less common class. Try the recall before opening notes.</w:t>
+      </w:r>
+    </w:p>
+    <w:p>
       <w:pPr>
         <w:pStyle w:val="Heading3"/>
       </w:pPr>
@@ -50,17 +55,71 @@
       </w:r>
     </w:p>
     <w:p>
-      <w:r>
-        <w:t>I can explain why overall accuracy can hide failure on a less common class.</w:t>
-      </w:r>
-    </w:p>
-    <w:p>
-      <w:r>
-        <w:t>I can compare a training-majority baseline with class-specific results.</w:t>
-      </w:r>
-    </w:p>
-    <w:p>
-      <w:r>
+      <w:pPr>
+        <w:spacing w:line="336" w:lineRule="auto" w:after="180"/>
+      </w:pPr>
+      <w:r>
+        <w:rPr>
+          <w:b w:val="0"/>
+        </w:rPr>
+        <w:t xml:space="preserve">I can explain why overall </w:t>
+      </w:r>
+      <w:r>
+        <w:rPr>
+          <w:b/>
+        </w:rPr>
+        <w:t>accuracy</w:t>
+      </w:r>
+      <w:r>
+        <w:rPr>
+          <w:b w:val="0"/>
+        </w:rPr>
+        <w:t xml:space="preserve"> can hide failure on a less common class.</w:t>
+      </w:r>
+    </w:p>
+    <w:p>
+      <w:pPr>
+        <w:spacing w:line="336" w:lineRule="auto" w:after="180"/>
+      </w:pPr>
+      <w:r>
+        <w:rPr>
+          <w:b w:val="0"/>
+        </w:rPr>
+        <w:t xml:space="preserve">I can compare a </w:t>
+      </w:r>
+      <w:r>
+        <w:rPr>
+          <w:b/>
+        </w:rPr>
+        <w:t>training</w:t>
+      </w:r>
+      <w:r>
+        <w:rPr>
+          <w:b w:val="0"/>
+        </w:rPr>
+        <w:t>-</w:t>
+      </w:r>
+      <w:r>
+        <w:rPr>
+          <w:b/>
+        </w:rPr>
+        <w:t>majority baseline</w:t>
+      </w:r>
+      <w:r>
+        <w:rPr>
+          <w:b w:val="0"/>
+        </w:rPr>
+        <w:t xml:space="preserve"> with class-specific results.</w:t>
+      </w:r>
+    </w:p>
+    <w:p>
+      <w:pPr>
+        <w:spacing w:line="336" w:lineRule="auto" w:after="180"/>
+      </w:pPr>
+      <w:r>
+        <w:rPr>
+          <w:b w:val="0"/>
+        </w:rPr>
         <w:t>I can calculate an equal-class average and report its limits alongside the confusion matrix.</w:t>
       </w:r>
     </w:p>
@@ -73,33 +132,87 @@
       </w:r>
     </w:p>
     <w:p>
-      <w:r>
+      <w:pPr>
+        <w:spacing w:line="336" w:lineRule="auto" w:after="180"/>
+      </w:pPr>
+      <w:r>
+        <w:rPr>
+          <w:b w:val="0"/>
+        </w:rPr>
         <w:t>Close your notes first. A rough first answer helps us choose the right starting point; it is not a score for your ability.</w:t>
       </w:r>
     </w:p>
     <w:p>
-      <w:r>
+      <w:pPr>
+        <w:spacing w:line="336" w:lineRule="auto" w:after="180"/>
+      </w:pPr>
+      <w:r>
+        <w:rPr>
+          <w:b w:val="0"/>
+        </w:rPr>
         <w:t>Without opening the old lesson, explain one key idea from Confusion Matrix. Give an example and a mistake that the idea helps you avoid.</w:t>
       </w:r>
     </w:p>
     <w:p>
-      <w:r>
+      <w:pPr>
+        <w:spacing w:line="336" w:lineRule="auto" w:after="180"/>
+      </w:pPr>
+      <w:r>
+        <w:rPr>
+          <w:b w:val="0"/>
+        </w:rPr>
         <w:t>Without opening the old lesson, explain one key idea from Train a Classifier. Give an example and a mistake that the idea helps you avoid.</w:t>
       </w:r>
     </w:p>
     <w:p>
-      <w:r>
+      <w:pPr>
+        <w:spacing w:line="336" w:lineRule="auto" w:after="180"/>
+      </w:pPr>
+      <w:r>
+        <w:rPr>
+          <w:b w:val="0"/>
+        </w:rPr>
         <w:t>Without opening the old lesson, explain one key idea from Baselines First. Give an example and a mistake that the idea helps you avoid.</w:t>
       </w:r>
     </w:p>
     <w:p>
-      <w:r>
-        <w:t>After trying, check the relevant lesson or ask your teacher. Change the part of your explanation that the evidence shows was wrong.</w:t>
-      </w:r>
-    </w:p>
-    <w:p>
-      <w:r>
-        <w:t>Accuracy can be dominated by a common class and hide failure on a rare but important class.</w:t>
+      <w:pPr>
+        <w:spacing w:line="336" w:lineRule="auto" w:after="180"/>
+      </w:pPr>
+      <w:r>
+        <w:rPr>
+          <w:b w:val="0"/>
+        </w:rPr>
+        <w:t xml:space="preserve">After trying, check the relevant lesson or ask your teacher. Change the part of your explanation that the </w:t>
+      </w:r>
+      <w:r>
+        <w:rPr>
+          <w:b/>
+        </w:rPr>
+        <w:t>evidence</w:t>
+      </w:r>
+      <w:r>
+        <w:rPr>
+          <w:b w:val="0"/>
+        </w:rPr>
+        <w:t xml:space="preserve"> shows was wrong.</w:t>
+      </w:r>
+    </w:p>
+    <w:p>
+      <w:pPr>
+        <w:spacing w:line="336" w:lineRule="auto" w:after="180"/>
+      </w:pPr>
+      <w:r>
+        <w:rPr>
+          <w:b/>
+        </w:rPr>
+        <w:t>Accuracy</w:t>
+      </w:r>
+      <w:r>
+        <w:rPr>
+          <w:b w:val="0"/>
+        </w:rPr>
+        <w:t xml:space="preserve"> can be dominated by a common class and hide failure on a rare but important class.</w:t>
       </w:r>
     </w:p>
     <w:p>
@@ -139,12 +252,45 @@
       </w:r>
     </w:p>
     <w:p>
-      <w:r>
-        <w:t>LEARNING TARGET  Model A is always healthy on 96 healthy and 4 spotted leaves. Model B finds 3 spotted but falsely flags 5 healthy. Compare accuracy and spotted detection.</w:t>
-      </w:r>
-    </w:p>
-    <w:p>
-      <w:r>
+      <w:pPr>
+        <w:pStyle w:val="Heading3"/>
+      </w:pPr>
+      <w:r>
+        <w:t>Your target</w:t>
+      </w:r>
+    </w:p>
+    <w:p>
+      <w:pPr>
+        <w:spacing w:line="336" w:lineRule="auto" w:after="180"/>
+        <w:shd w:fill="EDF7F3"/>
+      </w:pPr>
+      <w:r>
+        <w:rPr>
+          <w:b w:val="0"/>
+        </w:rPr>
+        <w:t xml:space="preserve">LEARNING TARGET  Model A is always healthy on 96 healthy and 4 spotted leaves. Model B finds 3 spotted but falsely flags 5 healthy. Compare </w:t>
+      </w:r>
+      <w:r>
+        <w:rPr>
+          <w:b/>
+        </w:rPr>
+        <w:t>accuracy</w:t>
+      </w:r>
+      <w:r>
+        <w:rPr>
+          <w:b w:val="0"/>
+        </w:rPr>
+        <w:t xml:space="preserve"> and spotted detection.</w:t>
+      </w:r>
+    </w:p>
+    <w:p>
+      <w:pPr>
+        <w:spacing w:line="336" w:lineRule="auto" w:after="180"/>
+      </w:pPr>
+      <w:r>
+        <w:rPr>
+          <w:b w:val="0"/>
+        </w:rPr>
         <w:t>Builder name and experiment date:</w:t>
       </w:r>
     </w:p>
@@ -157,8 +303,27 @@
       </w:r>
     </w:p>
     <w:p>
-      <w:r>
-        <w:t>With reference rows and prediction columns ordered clear then blocked, where are false negatives when blocked is positive?</w:t>
+      <w:pPr>
+        <w:spacing w:line="336" w:lineRule="auto" w:after="180"/>
+        <w:shd w:fill="F5F1FB"/>
+      </w:pPr>
+      <w:r>
+        <w:rPr>
+          <w:b w:val="0"/>
+        </w:rPr>
+        <w:t xml:space="preserve">With reference rows and </w:t>
+      </w:r>
+      <w:r>
+        <w:rPr>
+          <w:b/>
+        </w:rPr>
+        <w:t>prediction</w:t>
+      </w:r>
+      <w:r>
+        <w:rPr>
+          <w:b w:val="0"/>
+        </w:rPr>
+        <w:t xml:space="preserve"> columns ordered clear then blocked, where are false negatives when blocked is positive?</w:t>
       </w:r>
     </w:p>
     <w:p>
@@ -170,8 +335,26 @@
       </w:r>
     </w:p>
     <w:p>
-      <w:r>
-        <w:t>By the end, I can explain accuracy and imbalance using a traced example and a stated limitation.</w:t>
+      <w:pPr>
+        <w:spacing w:line="336" w:lineRule="auto" w:after="180"/>
+      </w:pPr>
+      <w:r>
+        <w:rPr>
+          <w:b w:val="0"/>
+        </w:rPr>
+        <w:t xml:space="preserve">By the end, I can explain </w:t>
+      </w:r>
+      <w:r>
+        <w:rPr>
+          <w:b/>
+        </w:rPr>
+        <w:t>accuracy</w:t>
+      </w:r>
+      <w:r>
+        <w:rPr>
+          <w:b w:val="0"/>
+        </w:rPr>
+        <w:t xml:space="preserve"> and imbalance using a traced example and a stated limitation.</w:t>
       </w:r>
     </w:p>
     <w:p>
@@ -184,6 +367,17 @@
     </w:p>
     <w:p>
       <w:r>
+        <w:t>Investigate the supplied Accuracy and Imbalance case. Separate observations, given facts and assumptions before choosing an explanation.</w:t>
+      </w:r>
+    </w:p>
+    <w:p>
+      <w:pPr>
+        <w:spacing w:line="336" w:lineRule="auto" w:after="180"/>
+      </w:pPr>
+      <w:r>
+        <w:rPr>
+          <w:b/>
+        </w:rPr>
         <w:t>PICTURE ENTRY</w:t>
       </w:r>
     </w:p>
@@ -196,8 +390,26 @@
       </w:r>
     </w:p>
     <w:p>
-      <w:r>
-        <w:t>Begin with visible evidence; do not explain more than the picture and information support.</w:t>
+      <w:pPr>
+        <w:spacing w:line="336" w:lineRule="auto" w:after="180"/>
+      </w:pPr>
+      <w:r>
+        <w:rPr>
+          <w:b w:val="0"/>
+        </w:rPr>
+        <w:t xml:space="preserve">Begin with visible </w:t>
+      </w:r>
+      <w:r>
+        <w:rPr>
+          <w:b/>
+        </w:rPr>
+        <w:t>evidence</w:t>
+      </w:r>
+      <w:r>
+        <w:rPr>
+          <w:b w:val="0"/>
+        </w:rPr>
+        <w:t>; do not explain more than the picture and information support.</w:t>
       </w:r>
     </w:p>
     <w:p>
@@ -237,33 +449,150 @@
       </w:r>
     </w:p>
     <w:p>
-      <w:r>
-        <w:t>MYSTERY  The team must use accuracy and imbalance to solve a model-building problem. What information do they have? What important evidence is still missing?</w:t>
-      </w:r>
-    </w:p>
-    <w:p>
-      <w:r>
+      <w:pPr>
+        <w:pStyle w:val="Heading3"/>
+      </w:pPr>
+      <w:r>
+        <w:t>Start with this puzzle</w:t>
+      </w:r>
+    </w:p>
+    <w:p>
+      <w:pPr>
+        <w:spacing w:line="336" w:lineRule="auto" w:after="180"/>
+        <w:shd w:fill="F1F6FC"/>
+      </w:pPr>
+      <w:r>
+        <w:rPr>
+          <w:b w:val="0"/>
+        </w:rPr>
+        <w:t xml:space="preserve">MYSTERY  The team must use </w:t>
+      </w:r>
+      <w:r>
+        <w:rPr>
+          <w:b/>
+        </w:rPr>
+        <w:t>accuracy</w:t>
+      </w:r>
+      <w:r>
+        <w:rPr>
+          <w:b w:val="0"/>
+        </w:rPr>
+        <w:t xml:space="preserve"> and imbalance to solve a model-building problem. What information do they have? What important </w:t>
+      </w:r>
+      <w:r>
+        <w:rPr>
+          <w:b/>
+        </w:rPr>
+        <w:t>evidence</w:t>
+      </w:r>
+      <w:r>
+        <w:rPr>
+          <w:b w:val="0"/>
+        </w:rPr>
+        <w:t xml:space="preserve"> is still missing?</w:t>
+      </w:r>
+    </w:p>
+    <w:p>
+      <w:pPr>
+        <w:spacing w:line="336" w:lineRule="auto" w:after="180"/>
+      </w:pPr>
+      <w:r>
+        <w:rPr>
+          <w:b w:val="0"/>
+        </w:rPr>
         <w:t>Name three visible details without interpreting them.</w:t>
       </w:r>
     </w:p>
     <w:p>
-      <w:r>
+      <w:pPr>
+        <w:spacing w:line="336" w:lineRule="auto" w:after="180"/>
+      </w:pPr>
+      <w:r>
+        <w:rPr>
+          <w:b w:val="0"/>
+        </w:rPr>
         <w:t>Predict the data, model, or evaluation decision being made.</w:t>
       </w:r>
     </w:p>
     <w:p>
-      <w:r>
+      <w:pPr>
+        <w:spacing w:line="336" w:lineRule="auto" w:after="180"/>
+      </w:pPr>
+      <w:r>
+        <w:rPr>
+          <w:b w:val="0"/>
+        </w:rPr>
         <w:t>Identify one hidden assumption that could change the result.</w:t>
       </w:r>
     </w:p>
     <w:p>
-      <w:r>
-        <w:t>State what evidence would confirm or reject your prediction.</w:t>
-      </w:r>
-    </w:p>
-    <w:p>
-      <w:r>
-        <w:t>My prediction and supporting evidence:</w:t>
+      <w:pPr>
+        <w:spacing w:line="336" w:lineRule="auto" w:after="180"/>
+      </w:pPr>
+      <w:r>
+        <w:rPr>
+          <w:b w:val="0"/>
+        </w:rPr>
+        <w:t xml:space="preserve">State what </w:t>
+      </w:r>
+      <w:r>
+        <w:rPr>
+          <w:b/>
+        </w:rPr>
+        <w:t>evidence</w:t>
+      </w:r>
+      <w:r>
+        <w:rPr>
+          <w:b w:val="0"/>
+        </w:rPr>
+        <w:t xml:space="preserve"> would confirm or reject your </w:t>
+      </w:r>
+      <w:r>
+        <w:rPr>
+          <w:b/>
+        </w:rPr>
+        <w:t>prediction</w:t>
+      </w:r>
+      <w:r>
+        <w:rPr>
+          <w:b w:val="0"/>
+        </w:rPr>
+        <w:t>.</w:t>
+      </w:r>
+    </w:p>
+    <w:p>
+      <w:pPr>
+        <w:spacing w:line="336" w:lineRule="auto" w:after="180"/>
+      </w:pPr>
+      <w:r>
+        <w:rPr>
+          <w:b w:val="0"/>
+        </w:rPr>
+        <w:t xml:space="preserve">My </w:t>
+      </w:r>
+      <w:r>
+        <w:rPr>
+          <w:b/>
+        </w:rPr>
+        <w:t>prediction</w:t>
+      </w:r>
+      <w:r>
+        <w:rPr>
+          <w:b w:val="0"/>
+        </w:rPr>
+        <w:t xml:space="preserve"> and supporting </w:t>
+      </w:r>
+      <w:r>
+        <w:rPr>
+          <w:b/>
+        </w:rPr>
+        <w:t>evidence</w:t>
+      </w:r>
+      <w:r>
+        <w:rPr>
+          <w:b w:val="0"/>
+        </w:rPr>
+        <w:t>:</w:t>
       </w:r>
     </w:p>
     <w:p>
@@ -275,13 +604,101 @@
       </w:r>
     </w:p>
     <w:p>
-      <w:r>
-        <w:t>Accuracy counts all correct predictions and divides by all evaluated examples. Each example has equal weight, so a common class contributes more to the score. A high result can hide failure on a rare class. This week keeps the confusion matrix visible and checks both classes separately.</w:t>
-      </w:r>
-    </w:p>
-    <w:p>
-      <w:r>
-        <w:t>New fictional training data has 16 clear and 4 blocked labels. Its majority baseline predicts clear for every query; choose that rule from training, not evaluation labels. A separate evaluation set also contains 16 clear and 4 blocked cases. A frozen candidate and the baseline are evaluated on the same 20 records.</w:t>
+      <w:pPr>
+        <w:spacing w:line="336" w:lineRule="auto" w:after="180"/>
+      </w:pPr>
+      <w:r>
+        <w:rPr>
+          <w:b/>
+        </w:rPr>
+        <w:t>Accuracy</w:t>
+      </w:r>
+      <w:r>
+        <w:rPr>
+          <w:b w:val="0"/>
+        </w:rPr>
+        <w:t xml:space="preserve"> counts all correct </w:t>
+      </w:r>
+      <w:r>
+        <w:rPr>
+          <w:b/>
+        </w:rPr>
+        <w:t>prediction</w:t>
+      </w:r>
+      <w:r>
+        <w:rPr>
+          <w:b w:val="0"/>
+        </w:rPr>
+        <w:t>s and divides by all evaluated examples. Each example has equal weight, so a common class contributes more to the score. A high result can hide failure on a rare class.</w:t>
+      </w:r>
+    </w:p>
+    <w:p>
+      <w:pPr>
+        <w:spacing w:line="336" w:lineRule="auto" w:after="180"/>
+      </w:pPr>
+      <w:r>
+        <w:rPr>
+          <w:b w:val="0"/>
+        </w:rPr>
+        <w:t>This week keeps the confusion matrix visible and checks both classes separately.</w:t>
+      </w:r>
+    </w:p>
+    <w:p>
+      <w:pPr>
+        <w:spacing w:line="336" w:lineRule="auto" w:after="180"/>
+      </w:pPr>
+      <w:r>
+        <w:rPr>
+          <w:b w:val="0"/>
+        </w:rPr>
+        <w:t xml:space="preserve">New fictional </w:t>
+      </w:r>
+      <w:r>
+        <w:rPr>
+          <w:b/>
+        </w:rPr>
+        <w:t>training</w:t>
+      </w:r>
+      <w:r>
+        <w:rPr>
+          <w:b w:val="0"/>
+        </w:rPr>
+        <w:t xml:space="preserve"> data has 16 clear and 4 blocked labels. Its </w:t>
+      </w:r>
+      <w:r>
+        <w:rPr>
+          <w:b/>
+        </w:rPr>
+        <w:t>majority baseline</w:t>
+      </w:r>
+      <w:r>
+        <w:rPr>
+          <w:b w:val="0"/>
+        </w:rPr>
+        <w:t xml:space="preserve"> predicts clear for every query; choose that rule from </w:t>
+      </w:r>
+      <w:r>
+        <w:rPr>
+          <w:b/>
+        </w:rPr>
+        <w:t>training</w:t>
+      </w:r>
+      <w:r>
+        <w:rPr>
+          <w:b w:val="0"/>
+        </w:rPr>
+        <w:t>, not evaluation labels.</w:t>
+      </w:r>
+    </w:p>
+    <w:p>
+      <w:pPr>
+        <w:spacing w:line="336" w:lineRule="auto" w:after="180"/>
+      </w:pPr>
+      <w:r>
+        <w:rPr>
+          <w:b w:val="0"/>
+        </w:rPr>
+        <w:t>A separate evaluation set also contains 16 clear and 4 blocked cases. A frozen candidate and the baseline are evaluated on the same 20 records.</w:t>
       </w:r>
     </w:p>
     <w:tbl>
@@ -460,8 +877,49 @@
       </w:tr>
     </w:tbl>
     <w:p>
-      <w:r>
-        <w:t>Rows are references and columns are predictions, ordered clear then blocked. Blocked is positive. Both methods get 16/20=80 percent accuracy. The baseline misses all four blocked cases. The candidate finds all four but falsely flags four clear cases. The same score conceals a different tradeoff.</w:t>
+      <w:pPr>
+        <w:spacing w:line="336" w:lineRule="auto" w:after="180"/>
+      </w:pPr>
+      <w:r>
+        <w:rPr>
+          <w:b w:val="0"/>
+        </w:rPr>
+        <w:t xml:space="preserve">Rows are references and columns are </w:t>
+      </w:r>
+      <w:r>
+        <w:rPr>
+          <w:b/>
+        </w:rPr>
+        <w:t>prediction</w:t>
+      </w:r>
+      <w:r>
+        <w:rPr>
+          <w:b w:val="0"/>
+        </w:rPr>
+        <w:t xml:space="preserve">s, ordered clear then blocked. Blocked is positive. Both methods get 16/20=80 percent </w:t>
+      </w:r>
+      <w:r>
+        <w:rPr>
+          <w:b/>
+        </w:rPr>
+        <w:t>accuracy</w:t>
+      </w:r>
+      <w:r>
+        <w:rPr>
+          <w:b w:val="0"/>
+        </w:rPr>
+        <w:t>. The baseline misses all four blocked cases.</w:t>
+      </w:r>
+    </w:p>
+    <w:p>
+      <w:pPr>
+        <w:spacing w:line="336" w:lineRule="auto" w:after="180"/>
+      </w:pPr>
+      <w:r>
+        <w:rPr>
+          <w:b w:val="0"/>
+        </w:rPr>
+        <w:t>The candidate finds all four but falsely flags four clear cases. The same score conceals a different tradeoff.</w:t>
       </w:r>
     </w:p>
     <w:p>
@@ -474,7 +932,24 @@
     </w:p>
     <w:p>
       <w:r>
-        <w:t>ML MECHANISM</w:t>
+        <w:t>Follow the mechanism for Accuracy and Imbalance. Connect each labelled input, deciding step and result.</w:t>
+      </w:r>
+    </w:p>
+    <w:p>
+      <w:pPr>
+        <w:spacing w:line="336" w:lineRule="auto" w:after="180"/>
+      </w:pPr>
+      <w:r>
+        <w:rPr>
+          <w:b/>
+        </w:rPr>
+        <w:t xml:space="preserve">ML </w:t>
+      </w:r>
+      <w:r>
+        <w:rPr>
+          <w:b/>
+        </w:rPr>
+        <w:t>MECHANISM</w:t>
       </w:r>
     </w:p>
     <w:p>
@@ -486,7 +961,13 @@
       </w:r>
     </w:p>
     <w:p>
-      <w:r>
+      <w:pPr>
+        <w:spacing w:line="336" w:lineRule="auto" w:after="180"/>
+      </w:pPr>
+      <w:r>
+        <w:rPr>
+          <w:b w:val="0"/>
+        </w:rPr>
         <w:t>Trace the information, fitted behavior, and evaluation proof separately.</w:t>
       </w:r>
     </w:p>
@@ -599,28 +1080,136 @@
       </w:r>
     </w:p>
     <w:p>
-      <w:r>
-        <w:t>QUESTION  Compare trivial accuracy with minority-class recall.</w:t>
-      </w:r>
-    </w:p>
-    <w:p>
-      <w:r>
-        <w:t>MODEL IDEA  Accuracy can be dominated by a common class and hide failure on a rare but important class.</w:t>
-      </w:r>
-    </w:p>
-    <w:p>
-      <w:r>
+      <w:pPr>
+        <w:pStyle w:val="Heading3"/>
+      </w:pPr>
+      <w:r>
+        <w:t>Question to explain</w:t>
+      </w:r>
+    </w:p>
+    <w:p>
+      <w:pPr>
+        <w:spacing w:line="336" w:lineRule="auto" w:after="180"/>
+        <w:shd w:fill="F5F1FB"/>
+      </w:pPr>
+      <w:r>
+        <w:rPr>
+          <w:b w:val="0"/>
+        </w:rPr>
+        <w:t xml:space="preserve">QUESTION  Compare trivial </w:t>
+      </w:r>
+      <w:r>
+        <w:rPr>
+          <w:b/>
+        </w:rPr>
+        <w:t>accuracy</w:t>
+      </w:r>
+      <w:r>
+        <w:rPr>
+          <w:b w:val="0"/>
+        </w:rPr>
+        <w:t xml:space="preserve"> with minority-class </w:t>
+      </w:r>
+      <w:r>
+        <w:rPr>
+          <w:b/>
+        </w:rPr>
+        <w:t>recall</w:t>
+      </w:r>
+      <w:r>
+        <w:rPr>
+          <w:b w:val="0"/>
+        </w:rPr>
+        <w:t>.</w:t>
+      </w:r>
+    </w:p>
+    <w:p>
+      <w:pPr>
+        <w:spacing w:line="336" w:lineRule="auto" w:after="180"/>
+      </w:pPr>
+      <w:r>
+        <w:rPr>
+          <w:b w:val="0"/>
+        </w:rPr>
+        <w:t xml:space="preserve">MODEL IDEA  </w:t>
+      </w:r>
+      <w:r>
+        <w:rPr>
+          <w:b/>
+        </w:rPr>
+        <w:t>Accuracy</w:t>
+      </w:r>
+      <w:r>
+        <w:rPr>
+          <w:b w:val="0"/>
+        </w:rPr>
+        <w:t xml:space="preserve"> can be dominated by a common class and hide failure on a rare but important class.</w:t>
+      </w:r>
+    </w:p>
+    <w:p>
+      <w:pPr>
+        <w:spacing w:line="336" w:lineRule="auto" w:after="180"/>
+      </w:pPr>
+      <w:r>
+        <w:rPr>
+          <w:b w:val="0"/>
+        </w:rPr>
         <w:t>PROOF NEEDED  Use an unseen case, visible calculation, error analysis, and a stated limitation.</w:t>
       </w:r>
     </w:p>
     <w:p>
-      <w:r>
-        <w:t>UNDER THE HOOD  Test set has 95 healthy and 5 diseased leaves. Always predicting healthy gives 95 ÷ 100 = 95% accuracy.</w:t>
-      </w:r>
-    </w:p>
-    <w:p>
-      <w:r>
-        <w:t>Draw a fresh data → model → prediction → evaluation trace:</w:t>
+      <w:pPr>
+        <w:pStyle w:val="Heading3"/>
+      </w:pPr>
+      <w:r>
+        <w:t>How the mechanism works</w:t>
+      </w:r>
+    </w:p>
+    <w:p>
+      <w:pPr>
+        <w:spacing w:line="336" w:lineRule="auto" w:after="180"/>
+        <w:shd w:fill="F1F6F8"/>
+      </w:pPr>
+      <w:r>
+        <w:rPr>
+          <w:b w:val="0"/>
+        </w:rPr>
+        <w:t xml:space="preserve">UNDER THE HOOD  Test set has 95 healthy and 5 diseased leaves. Always predicting healthy gives 95 ÷ 100 = 95% </w:t>
+      </w:r>
+      <w:r>
+        <w:rPr>
+          <w:b/>
+        </w:rPr>
+        <w:t>accuracy</w:t>
+      </w:r>
+      <w:r>
+        <w:rPr>
+          <w:b w:val="0"/>
+        </w:rPr>
+        <w:t>.</w:t>
+      </w:r>
+    </w:p>
+    <w:p>
+      <w:pPr>
+        <w:spacing w:line="336" w:lineRule="auto" w:after="180"/>
+      </w:pPr>
+      <w:r>
+        <w:rPr>
+          <w:b w:val="0"/>
+        </w:rPr>
+        <w:t xml:space="preserve">Draw a fresh data → model → </w:t>
+      </w:r>
+      <w:r>
+        <w:rPr>
+          <w:b/>
+        </w:rPr>
+        <w:t>prediction</w:t>
+      </w:r>
+      <w:r>
+        <w:rPr>
+          <w:b w:val="0"/>
+        </w:rPr>
+        <w:t xml:space="preserve"> → evaluation trace:</w:t>
       </w:r>
     </w:p>
     <w:p>
@@ -672,13 +1261,95 @@
       </w:r>
     </w:p>
     <w:p>
-      <w:r>
-        <w:t>The output is baseline 80.0 50.0, then candidate 80.0 87.5. In each output line the first percentage is ordinary accuracy and the second is balanced accuracy. For the candidate, the clear-class correct fraction is 12/16=75 percent and the blocked-class fraction is 4/4=100 percent. Their equal average is 87.5 percent.</w:t>
-      </w:r>
-    </w:p>
-    <w:p>
-      <w:r>
-        <w:t>For the baseline, those fractions are 16/16=100 percent and 0/4=0 percent, averaging 50 percent. The code assumes a two-by-two table of nonnegative integer counts in the stated order. It stops when either reference class is absent. Then report the observed counts and the unavailable class result; do not invent a denominator or silently substitute zero.</w:t>
+      <w:pPr>
+        <w:spacing w:line="336" w:lineRule="auto" w:after="180"/>
+      </w:pPr>
+      <w:r>
+        <w:rPr>
+          <w:b w:val="0"/>
+        </w:rPr>
+        <w:t xml:space="preserve">The </w:t>
+      </w:r>
+      <w:r>
+        <w:rPr>
+          <w:b/>
+        </w:rPr>
+        <w:t>output</w:t>
+      </w:r>
+      <w:r>
+        <w:rPr>
+          <w:b w:val="0"/>
+        </w:rPr>
+        <w:t xml:space="preserve"> is baseline 80.0 50.0, then candidate 80.0 87.5. In each </w:t>
+      </w:r>
+      <w:r>
+        <w:rPr>
+          <w:b/>
+        </w:rPr>
+        <w:t>output</w:t>
+      </w:r>
+      <w:r>
+        <w:rPr>
+          <w:b w:val="0"/>
+        </w:rPr>
+        <w:t xml:space="preserve"> line the first percentage is ordinary </w:t>
+      </w:r>
+      <w:r>
+        <w:rPr>
+          <w:b/>
+        </w:rPr>
+        <w:t>accuracy</w:t>
+      </w:r>
+      <w:r>
+        <w:rPr>
+          <w:b w:val="0"/>
+        </w:rPr>
+        <w:t xml:space="preserve"> and the second is </w:t>
+      </w:r>
+      <w:r>
+        <w:rPr>
+          <w:b/>
+        </w:rPr>
+        <w:t>balanced accuracy</w:t>
+      </w:r>
+      <w:r>
+        <w:rPr>
+          <w:b w:val="0"/>
+        </w:rPr>
+        <w:t>.</w:t>
+      </w:r>
+    </w:p>
+    <w:p>
+      <w:pPr>
+        <w:spacing w:line="336" w:lineRule="auto" w:after="180"/>
+      </w:pPr>
+      <w:r>
+        <w:rPr>
+          <w:b w:val="0"/>
+        </w:rPr>
+        <w:t>For the candidate, the clear-class correct fraction is 12/16=75 percent and the blocked-class fraction is 4/4=100 percent. Their equal average is 87.5 percent.</w:t>
+      </w:r>
+    </w:p>
+    <w:p>
+      <w:pPr>
+        <w:spacing w:line="336" w:lineRule="auto" w:after="180"/>
+      </w:pPr>
+      <w:r>
+        <w:rPr>
+          <w:b w:val="0"/>
+        </w:rPr>
+        <w:t>For the baseline, those fractions are 16/16=100 percent and 0/4=0 percent, averaging 50 percent. The code assumes a two-by-two table of nonnegative integer counts in the stated order.</w:t>
+      </w:r>
+    </w:p>
+    <w:p>
+      <w:pPr>
+        <w:spacing w:line="336" w:lineRule="auto" w:after="180"/>
+      </w:pPr>
+      <w:r>
+        <w:rPr>
+          <w:b w:val="0"/>
+        </w:rPr>
+        <w:t>It stops when either reference class is absent. Then report the observed counts and the unavailable class result; do not invent a denominator or silently substitute zero.</w:t>
       </w:r>
     </w:p>
     <w:p>
@@ -690,8 +1361,26 @@
       </w:r>
     </w:p>
     <w:p>
-      <w:r>
-        <w:t>Point to the input, the deciding step and the result in this week’s visual. Explain the same step in ordinary words. A picture helps when you can say what each part represents.</w:t>
+      <w:pPr>
+        <w:spacing w:line="336" w:lineRule="auto" w:after="180"/>
+      </w:pPr>
+      <w:r>
+        <w:rPr>
+          <w:b w:val="0"/>
+        </w:rPr>
+        <w:t xml:space="preserve">Point to the </w:t>
+      </w:r>
+      <w:r>
+        <w:rPr>
+          <w:b/>
+        </w:rPr>
+        <w:t>input</w:t>
+      </w:r>
+      <w:r>
+        <w:rPr>
+          <w:b w:val="0"/>
+        </w:rPr>
+        <w:t>, the deciding step and the result in this week’s visual. Explain the same step in ordinary words. A picture helps when you can say what each part represents.</w:t>
       </w:r>
     </w:p>
     <w:p>
@@ -704,6 +1393,17 @@
     </w:p>
     <w:p>
       <w:r>
+        <w:t>Compare the supplied cases for Accuracy and Imbalance. Identify the detail that changes the conclusion.</w:t>
+      </w:r>
+    </w:p>
+    <w:p>
+      <w:pPr>
+        <w:spacing w:line="336" w:lineRule="auto" w:after="180"/>
+      </w:pPr>
+      <w:r>
+        <w:rPr>
+          <w:b/>
+        </w:rPr>
         <w:t>EVALUATION DESIGN</w:t>
       </w:r>
     </w:p>
@@ -716,7 +1416,13 @@
       </w:r>
     </w:p>
     <w:p>
-      <w:r>
+      <w:pPr>
+        <w:spacing w:line="336" w:lineRule="auto" w:after="180"/>
+      </w:pPr>
+      <w:r>
+        <w:rPr>
+          <w:b w:val="0"/>
+        </w:rPr>
         <w:t>A system is not understood until it survives more than one comfortable example.</w:t>
       </w:r>
     </w:p>
@@ -865,32 +1571,91 @@
       </w:r>
     </w:p>
     <w:p>
-      <w:r>
+      <w:pPr>
+        <w:spacing w:line="336" w:lineRule="auto" w:after="180"/>
+      </w:pPr>
+      <w:r>
+        <w:rPr>
+          <w:b w:val="0"/>
+        </w:rPr>
         <w:t>NORMAL  Expected data and expected behavior.</w:t>
       </w:r>
     </w:p>
     <w:p>
-      <w:r>
-        <w:t>BOUNDARY  Value close to a threshold, ambiguous label, or uncertain prediction.</w:t>
-      </w:r>
-    </w:p>
-    <w:p>
-      <w:r>
+      <w:pPr>
+        <w:pStyle w:val="Heading3"/>
+      </w:pPr>
+      <w:r>
+        <w:t>Keep this boundary clear</w:t>
+      </w:r>
+    </w:p>
+    <w:p>
+      <w:pPr>
+        <w:spacing w:line="336" w:lineRule="auto" w:after="180"/>
+        <w:shd w:fill="FFF5E6"/>
+      </w:pPr>
+      <w:r>
+        <w:rPr>
+          <w:b w:val="0"/>
+        </w:rPr>
+        <w:t xml:space="preserve">BOUNDARY  Value close to a threshold, ambiguous label, or uncertain </w:t>
+      </w:r>
+      <w:r>
+        <w:rPr>
+          <w:b/>
+        </w:rPr>
+        <w:t>prediction</w:t>
+      </w:r>
+      <w:r>
+        <w:rPr>
+          <w:b w:val="0"/>
+        </w:rPr>
+        <w:t>.</w:t>
+      </w:r>
+    </w:p>
+    <w:p>
+      <w:pPr>
+        <w:spacing w:line="336" w:lineRule="auto" w:after="180"/>
+      </w:pPr>
+      <w:r>
+        <w:rPr>
+          <w:b w:val="0"/>
+        </w:rPr>
         <w:t>MISSING  Necessary field, label, source, or measurement is unavailable.</w:t>
       </w:r>
     </w:p>
     <w:p>
-      <w:r>
+      <w:pPr>
+        <w:spacing w:line="336" w:lineRule="auto" w:after="180"/>
+      </w:pPr>
+      <w:r>
+        <w:rPr>
+          <w:b w:val="0"/>
+        </w:rPr>
         <w:t>SHIFTED  New lighting, species, device, subgroup, or time condition.</w:t>
       </w:r>
     </w:p>
     <w:p>
-      <w:r>
+      <w:pPr>
+        <w:spacing w:line="336" w:lineRule="auto" w:after="180"/>
+        <w:shd w:fill="FFF5E6"/>
+      </w:pPr>
+      <w:r>
+        <w:rPr>
+          <w:b w:val="0"/>
+        </w:rPr>
         <w:t>RELEASE RULE  Passing one case never proves generalization. Predefine expected behavior for all four categories.</w:t>
       </w:r>
     </w:p>
     <w:p>
-      <w:r>
+      <w:pPr>
+        <w:spacing w:line="336" w:lineRule="auto" w:after="180"/>
+        <w:shd w:fill="F5F1FB"/>
+      </w:pPr>
+      <w:r>
+        <w:rPr>
+          <w:b w:val="0"/>
+        </w:rPr>
         <w:t>Which case most threatens today's claim, and why?</w:t>
       </w:r>
     </w:p>
@@ -903,17 +1668,92 @@
       </w:r>
     </w:p>
     <w:p>
-      <w:r>
+      <w:pPr>
+        <w:pStyle w:val="Heading3"/>
+      </w:pPr>
+      <w:r>
+        <w:t>Change one thing</w:t>
+      </w:r>
+    </w:p>
+    <w:p>
+      <w:pPr>
+        <w:spacing w:line="336" w:lineRule="auto" w:after="180"/>
+        <w:shd w:fill="F5F1FB"/>
+      </w:pPr>
+      <w:r>
+        <w:rPr>
+          <w:b w:val="0"/>
+        </w:rPr>
         <w:t>Change: The candidate’s three false alarms are corrected without changing its detections.</w:t>
       </w:r>
     </w:p>
     <w:p>
-      <w:r>
-        <w:t>Prediction: Candidate accuracy becomes20/20 with spotted recall still100% in this toy set.</w:t>
-      </w:r>
-    </w:p>
-    <w:p>
-      <w:r>
+      <w:pPr>
+        <w:pStyle w:val="Heading3"/>
+      </w:pPr>
+      <w:r>
+        <w:t>Predicted result</w:t>
+      </w:r>
+    </w:p>
+    <w:p>
+      <w:pPr>
+        <w:spacing w:line="336" w:lineRule="auto" w:after="180"/>
+        <w:shd w:fill="F1F6FC"/>
+      </w:pPr>
+      <w:r>
+        <w:rPr>
+          <w:b/>
+        </w:rPr>
+        <w:t>Prediction</w:t>
+      </w:r>
+      <w:r>
+        <w:rPr>
+          <w:b w:val="0"/>
+        </w:rPr>
+        <w:t xml:space="preserve">: Candidate </w:t>
+      </w:r>
+      <w:r>
+        <w:rPr>
+          <w:b/>
+        </w:rPr>
+        <w:t>accuracy</w:t>
+      </w:r>
+      <w:r>
+        <w:rPr>
+          <w:b w:val="0"/>
+        </w:rPr>
+        <w:t xml:space="preserve"> becomes20/20 with spotted </w:t>
+      </w:r>
+      <w:r>
+        <w:rPr>
+          <w:b/>
+        </w:rPr>
+        <w:t>recall</w:t>
+      </w:r>
+      <w:r>
+        <w:rPr>
+          <w:b w:val="0"/>
+        </w:rPr>
+        <w:t xml:space="preserve"> still100% in this toy set.</w:t>
+      </w:r>
+    </w:p>
+    <w:p>
+      <w:pPr>
+        <w:pStyle w:val="Heading3"/>
+      </w:pPr>
+      <w:r>
+        <w:t>Why the result follows</w:t>
+      </w:r>
+    </w:p>
+    <w:p>
+      <w:pPr>
+        <w:spacing w:line="336" w:lineRule="auto" w:after="180"/>
+        <w:shd w:fill="F1F6FC"/>
+      </w:pPr>
+      <w:r>
+        <w:rPr>
+          <w:b w:val="0"/>
+        </w:rPr>
         <w:t>Reason: False alarms move from FP to TN; neither TP nor FN changes.</w:t>
       </w:r>
     </w:p>
@@ -927,6 +1767,17 @@
     </w:p>
     <w:p>
       <w:r>
+        <w:t>Use the vocabulary of Accuracy and Imbalance to explain a concrete decision, rather than only memorising definitions.</w:t>
+      </w:r>
+    </w:p>
+    <w:p>
+      <w:pPr>
+        <w:spacing w:line="336" w:lineRule="auto" w:after="180"/>
+      </w:pPr>
+      <w:r>
+        <w:rPr>
+          <w:b/>
+        </w:rPr>
         <w:t>VOCABULARY</w:t>
       </w:r>
     </w:p>
@@ -939,7 +1790,13 @@
       </w:r>
     </w:p>
     <w:p>
-      <w:r>
+      <w:pPr>
+        <w:spacing w:line="336" w:lineRule="auto" w:after="180"/>
+      </w:pPr>
+      <w:r>
+        <w:rPr>
+          <w:b w:val="0"/>
+        </w:rPr>
         <w:t>A definition matters when it lets you interpret a new dataset, model, or result.</w:t>
       </w:r>
     </w:p>
@@ -1255,12 +2112,37 @@
       </w:tr>
     </w:tbl>
     <w:p>
-      <w:r>
-        <w:t>MISCONCEPTION TO REPAIR  A classifier with 95% accuracy is excellent in every practical situation.</w:t>
-      </w:r>
-    </w:p>
-    <w:p>
-      <w:r>
+      <w:pPr>
+        <w:spacing w:line="336" w:lineRule="auto" w:after="180"/>
+        <w:shd w:fill="FFF5E6"/>
+      </w:pPr>
+      <w:r>
+        <w:rPr>
+          <w:b w:val="0"/>
+        </w:rPr>
+        <w:t xml:space="preserve">MISCONCEPTION TO REPAIR  A classifier with 95% </w:t>
+      </w:r>
+      <w:r>
+        <w:rPr>
+          <w:b/>
+        </w:rPr>
+        <w:t>accuracy</w:t>
+      </w:r>
+      <w:r>
+        <w:rPr>
+          <w:b w:val="0"/>
+        </w:rPr>
+        <w:t xml:space="preserve"> is excellent in every practical situation.</w:t>
+      </w:r>
+    </w:p>
+    <w:p>
+      <w:pPr>
+        <w:spacing w:line="336" w:lineRule="auto" w:after="180"/>
+      </w:pPr>
+      <w:r>
+        <w:rPr>
+          <w:b w:val="0"/>
+        </w:rPr>
         <w:t>Repair the claim using a definition, calculation, or test record:</w:t>
       </w:r>
     </w:p>
@@ -1406,7 +2288,24 @@
     </w:p>
     <w:p>
       <w:r>
-        <w:t>WORKED EVIDENCE</w:t>
+        <w:t>Follow the worked trace for Accuracy and Imbalance, predict a step, then compare with its explanation.</w:t>
+      </w:r>
+    </w:p>
+    <w:p>
+      <w:pPr>
+        <w:spacing w:line="336" w:lineRule="auto" w:after="180"/>
+      </w:pPr>
+      <w:r>
+        <w:rPr>
+          <w:b/>
+        </w:rPr>
+        <w:t xml:space="preserve">WORKED </w:t>
+      </w:r>
+      <w:r>
+        <w:rPr>
+          <w:b/>
+        </w:rPr>
+        <w:t>EVIDENCE</w:t>
       </w:r>
     </w:p>
     <w:p>
@@ -1418,8 +2317,26 @@
       </w:r>
     </w:p>
     <w:p>
-      <w:r>
-        <w:t>Predict first. Then check each step. A correct answer without visible evidence cannot be audited.</w:t>
+      <w:pPr>
+        <w:spacing w:line="336" w:lineRule="auto" w:after="180"/>
+      </w:pPr>
+      <w:r>
+        <w:rPr>
+          <w:b w:val="0"/>
+        </w:rPr>
+        <w:t xml:space="preserve">Predict first. Then check each step. A correct answer without visible </w:t>
+      </w:r>
+      <w:r>
+        <w:rPr>
+          <w:b/>
+        </w:rPr>
+        <w:t>evidence</w:t>
+      </w:r>
+      <w:r>
+        <w:rPr>
+          <w:b w:val="0"/>
+        </w:rPr>
+        <w:t xml:space="preserve"> cannot be audited.</w:t>
       </w:r>
     </w:p>
     <w:p>
@@ -1459,33 +2376,154 @@
       </w:r>
     </w:p>
     <w:p>
-      <w:r>
+      <w:pPr>
+        <w:pStyle w:val="Heading3"/>
+      </w:pPr>
+      <w:r>
+        <w:t>Step 1</w:t>
+      </w:r>
+    </w:p>
+    <w:p>
+      <w:pPr>
+        <w:spacing w:line="336" w:lineRule="auto" w:after="180"/>
+        <w:shd w:fill="F4F9FC"/>
+      </w:pPr>
+      <w:r>
+        <w:rPr>
+          <w:b w:val="0"/>
+        </w:rPr>
         <w:t>STEP 1  Test set has 95 healthy and 5 diseased leaves.</w:t>
       </w:r>
     </w:p>
     <w:p>
-      <w:r>
-        <w:t>STEP 2  Always predicting healthy gives 95 ÷ 100 = 95% accuracy.</w:t>
-      </w:r>
-    </w:p>
-    <w:p>
-      <w:r>
-        <w:t>STEP 3  It finds 0 of 5 diseased leaves, so diseased recall = 0%.</w:t>
-      </w:r>
-    </w:p>
-    <w:p>
-      <w:r>
-        <w:t>STEP 4  Report class counts and recall; redesign data or use only where misses are acceptable.</w:t>
-      </w:r>
-    </w:p>
-    <w:p>
-      <w:r>
+      <w:pPr>
+        <w:pStyle w:val="Heading3"/>
+      </w:pPr>
+      <w:r>
+        <w:t>Step 2</w:t>
+      </w:r>
+    </w:p>
+    <w:p>
+      <w:pPr>
+        <w:spacing w:line="336" w:lineRule="auto" w:after="180"/>
+        <w:shd w:fill="F4F9FC"/>
+      </w:pPr>
+      <w:r>
+        <w:rPr>
+          <w:b w:val="0"/>
+        </w:rPr>
+        <w:t xml:space="preserve">STEP 2  Always predicting healthy gives 95 ÷ 100 = 95% </w:t>
+      </w:r>
+      <w:r>
+        <w:rPr>
+          <w:b/>
+        </w:rPr>
+        <w:t>accuracy</w:t>
+      </w:r>
+      <w:r>
+        <w:rPr>
+          <w:b w:val="0"/>
+        </w:rPr>
+        <w:t>.</w:t>
+      </w:r>
+    </w:p>
+    <w:p>
+      <w:pPr>
+        <w:pStyle w:val="Heading3"/>
+      </w:pPr>
+      <w:r>
+        <w:t>Step 3</w:t>
+      </w:r>
+    </w:p>
+    <w:p>
+      <w:pPr>
+        <w:spacing w:line="336" w:lineRule="auto" w:after="180"/>
+        <w:shd w:fill="F4F9FC"/>
+      </w:pPr>
+      <w:r>
+        <w:rPr>
+          <w:b w:val="0"/>
+        </w:rPr>
+        <w:t xml:space="preserve">STEP 3  It finds 0 of 5 diseased leaves, so diseased </w:t>
+      </w:r>
+      <w:r>
+        <w:rPr>
+          <w:b/>
+        </w:rPr>
+        <w:t>recall</w:t>
+      </w:r>
+      <w:r>
+        <w:rPr>
+          <w:b w:val="0"/>
+        </w:rPr>
+        <w:t xml:space="preserve"> = 0%.</w:t>
+      </w:r>
+    </w:p>
+    <w:p>
+      <w:pPr>
+        <w:pStyle w:val="Heading3"/>
+      </w:pPr>
+      <w:r>
+        <w:t>Step 4</w:t>
+      </w:r>
+    </w:p>
+    <w:p>
+      <w:pPr>
+        <w:spacing w:line="336" w:lineRule="auto" w:after="180"/>
+        <w:shd w:fill="F4F9FC"/>
+      </w:pPr>
+      <w:r>
+        <w:rPr>
+          <w:b w:val="0"/>
+        </w:rPr>
+        <w:t xml:space="preserve">STEP 4  Report class counts and </w:t>
+      </w:r>
+      <w:r>
+        <w:rPr>
+          <w:b/>
+        </w:rPr>
+        <w:t>recall</w:t>
+      </w:r>
+      <w:r>
+        <w:rPr>
+          <w:b w:val="0"/>
+        </w:rPr>
+        <w:t>; redesign data or use only where misses are acceptable.</w:t>
+      </w:r>
+    </w:p>
+    <w:p>
+      <w:pPr>
+        <w:spacing w:line="336" w:lineRule="auto" w:after="180"/>
+        <w:shd w:fill="EDF7F3"/>
+      </w:pPr>
+      <w:r>
+        <w:rPr>
+          <w:b w:val="0"/>
+        </w:rPr>
         <w:t>CHECK  Verify the denominator, unit, split, class definition, and data version before interpreting a score.</w:t>
       </w:r>
     </w:p>
     <w:p>
-      <w:r>
-        <w:t>Recalculate, retrace, or restate the evidence independently:</w:t>
+      <w:pPr>
+        <w:spacing w:line="336" w:lineRule="auto" w:after="180"/>
+      </w:pPr>
+      <w:r>
+        <w:rPr>
+          <w:b w:val="0"/>
+        </w:rPr>
+        <w:t xml:space="preserve">Recalculate, retrace, or restate the </w:t>
+      </w:r>
+      <w:r>
+        <w:rPr>
+          <w:b/>
+        </w:rPr>
+        <w:t>evidence</w:t>
+      </w:r>
+      <w:r>
+        <w:rPr>
+          <w:b w:val="0"/>
+        </w:rPr>
+        <w:t xml:space="preserve"> independently:</w:t>
       </w:r>
     </w:p>
     <w:p>
@@ -1681,20 +2719,59 @@
       </w:r>
     </w:p>
     <w:p>
-      <w:r>
-        <w:t>Balanced accuracy is a metric choice, not a repair to the classifier or a guarantee of safety. It gives classes equal influence in this summary; it does not encode the actual consequences of false alarms and missed cases. Four blocked evaluation examples are also too few for a strong general claim.</w:t>
-      </w:r>
-    </w:p>
-    <w:p>
       <w:pPr>
         <w:pStyle w:val="Heading3"/>
       </w:pPr>
       <w:r>
+        <w:t>Worked explanation · Accuracy and Imbalance</w:t>
+      </w:r>
+    </w:p>
+    <w:p>
+      <w:pPr>
+        <w:spacing w:line="336" w:lineRule="auto" w:after="180"/>
+        <w:shd w:fill="F1F6FC"/>
+      </w:pPr>
+      <w:r>
+        <w:rPr>
+          <w:b/>
+        </w:rPr>
+        <w:t>Balanced accuracy</w:t>
+      </w:r>
+      <w:r>
+        <w:rPr>
+          <w:b w:val="0"/>
+        </w:rPr>
+        <w:t xml:space="preserve"> is a metric choice, not a repair to the classifier or a guarantee of safety. It gives classes equal influence in this summary; it does not encode the actual consequences of false alarms and missed cases.</w:t>
+      </w:r>
+    </w:p>
+    <w:p>
+      <w:pPr>
+        <w:spacing w:line="336" w:lineRule="auto" w:after="180"/>
+        <w:shd w:fill="F1F6FC"/>
+      </w:pPr>
+      <w:r>
+        <w:rPr>
+          <w:b w:val="0"/>
+        </w:rPr>
+        <w:t>Four blocked evaluation examples are also too few for a strong general claim.</w:t>
+      </w:r>
+    </w:p>
+    <w:p>
+      <w:pPr>
+        <w:pStyle w:val="Heading3"/>
+      </w:pPr>
+      <w:r>
         <w:t>Learn from the worked case</w:t>
       </w:r>
     </w:p>
     <w:p>
-      <w:r>
+      <w:pPr>
+        <w:spacing w:line="336" w:lineRule="auto" w:after="180"/>
+      </w:pPr>
+      <w:r>
+        <w:rPr>
+          <w:b w:val="0"/>
+        </w:rPr>
         <w:t>Cover the result before checking it. Say what is given, choose the procedure, and follow one step at a time. Then uncover the result and explain your first mismatch. Ask why a step is allowed, not only what number it produces.</w:t>
       </w:r>
     </w:p>
@@ -1707,7 +2784,13 @@
       </w:r>
     </w:p>
     <w:p>
-      <w:r>
+      <w:pPr>
+        <w:spacing w:line="336" w:lineRule="auto" w:after="180"/>
+      </w:pPr>
+      <w:r>
+        <w:rPr>
+          <w:b w:val="0"/>
+        </w:rPr>
         <w:t>Show how a common healthy class can hide complete failure to detect spotted leaves.</w:t>
       </w:r>
     </w:p>
@@ -1720,13 +2803,55 @@
       </w:r>
     </w:p>
     <w:p>
-      <w:r>
+      <w:pPr>
+        <w:pStyle w:val="Heading3"/>
+      </w:pPr>
+      <w:r>
+        <w:t>Supplied facts</w:t>
+      </w:r>
+    </w:p>
+    <w:p>
+      <w:pPr>
+        <w:spacing w:line="336" w:lineRule="auto" w:after="180"/>
+        <w:shd w:fill="F1F6FC"/>
+      </w:pPr>
+      <w:r>
+        <w:rPr>
+          <w:b w:val="0"/>
+        </w:rPr>
         <w:t>Toy evaluation has 18 healthy and 2 spotted leaves. Always-healthy predicts all healthy. A candidate hasTP2, FN 0, FP 3, TN 15.</w:t>
       </w:r>
     </w:p>
     <w:p>
-      <w:r>
-        <w:t>All inputs and outcomes in this worked example are invented classroom data; no real model run is claimed.</w:t>
+      <w:pPr>
+        <w:pStyle w:val="Heading3"/>
+      </w:pPr>
+      <w:r>
+        <w:t>Supplied facts</w:t>
+      </w:r>
+    </w:p>
+    <w:p>
+      <w:pPr>
+        <w:spacing w:line="336" w:lineRule="auto" w:after="180"/>
+        <w:shd w:fill="F1F6FC"/>
+      </w:pPr>
+      <w:r>
+        <w:rPr>
+          <w:b w:val="0"/>
+        </w:rPr>
+        <w:t xml:space="preserve">All </w:t>
+      </w:r>
+      <w:r>
+        <w:rPr>
+          <w:b/>
+        </w:rPr>
+        <w:t>input</w:t>
+      </w:r>
+      <w:r>
+        <w:rPr>
+          <w:b w:val="0"/>
+        </w:rPr>
+        <w:t>s and outcomes in this worked example are invented classroom data; no real model run is claimed.</w:t>
       </w:r>
     </w:p>
     <w:p>
@@ -1925,30 +3050,126 @@
       </w:r>
     </w:p>
     <w:p>
-      <w:r>
-        <w:t>Read the picture in order. Candidate catches both spotted leaves while producing three false alarms; choose with stated costs and review needs. The arrows show which recorded input or intermediate result each decision uses. Explain the deciding step aloud before checking the changed case; pointing to the final answer alone does not show how it follows.</w:t>
-      </w:r>
-    </w:p>
-    <w:p>
       <w:pPr>
         <w:pStyle w:val="Heading3"/>
       </w:pPr>
       <w:r>
+        <w:t>Why the result follows</w:t>
+      </w:r>
+    </w:p>
+    <w:p>
+      <w:pPr>
+        <w:spacing w:line="336" w:lineRule="auto" w:after="180"/>
+        <w:shd w:fill="F1F6FC"/>
+      </w:pPr>
+      <w:r>
+        <w:rPr>
+          <w:b w:val="0"/>
+        </w:rPr>
+        <w:t xml:space="preserve">Read the picture in order. Candidate catches both spotted leaves while producing three false alarms; choose with stated costs and review needs. The arrows show which recorded </w:t>
+      </w:r>
+      <w:r>
+        <w:rPr>
+          <w:b/>
+        </w:rPr>
+        <w:t>input</w:t>
+      </w:r>
+      <w:r>
+        <w:rPr>
+          <w:b w:val="0"/>
+        </w:rPr>
+        <w:t xml:space="preserve"> or intermediate result each decision uses.</w:t>
+      </w:r>
+    </w:p>
+    <w:p>
+      <w:pPr>
+        <w:spacing w:line="336" w:lineRule="auto" w:after="180"/>
+        <w:shd w:fill="F1F6FC"/>
+      </w:pPr>
+      <w:r>
+        <w:rPr>
+          <w:b w:val="0"/>
+        </w:rPr>
+        <w:t>Explain the deciding step aloud before checking the changed case; pointing to the final answer alone does not show how it follows.</w:t>
+      </w:r>
+    </w:p>
+    <w:p>
+      <w:pPr>
+        <w:pStyle w:val="Heading3"/>
+      </w:pPr>
+      <w:r>
         <w:t>What this example does not establish</w:t>
       </w:r>
     </w:p>
     <w:p>
-      <w:r>
+      <w:pPr>
+        <w:pStyle w:val="Heading3"/>
+      </w:pPr>
+      <w:r>
+        <w:t>Keep the stated limit</w:t>
+      </w:r>
+    </w:p>
+    <w:p>
+      <w:pPr>
+        <w:spacing w:line="336" w:lineRule="auto" w:after="180"/>
+        <w:shd w:fill="FFF5E6"/>
+      </w:pPr>
+      <w:r>
+        <w:rPr>
+          <w:b w:val="0"/>
+        </w:rPr>
         <w:t>Perfect performance on twenty supplied cases does not demonstrate dependable detection in other plants or settings.</w:t>
       </w:r>
     </w:p>
     <w:p>
-      <w:r>
-        <w:t>Read the labelled picture: Why can the 90% baseline still be unsuitable for a detection task? Point to the relevant step in the picture, then write the changed result and the rule or evidence that supports it.</w:t>
-      </w:r>
-    </w:p>
-    <w:p>
-      <w:r>
+      <w:pPr>
+        <w:pStyle w:val="Heading3"/>
+      </w:pPr>
+      <w:r>
+        <w:t>Keep the stated limit</w:t>
+      </w:r>
+    </w:p>
+    <w:p>
+      <w:pPr>
+        <w:spacing w:line="336" w:lineRule="auto" w:after="180"/>
+        <w:shd w:fill="FFF5E6"/>
+      </w:pPr>
+      <w:r>
+        <w:rPr>
+          <w:b w:val="0"/>
+        </w:rPr>
+        <w:t xml:space="preserve">Read the labelled picture: Why can the 90% baseline still be unsuitable for a detection task? Point to the relevant step in the picture, then write the changed result and the rule or </w:t>
+      </w:r>
+      <w:r>
+        <w:rPr>
+          <w:b/>
+        </w:rPr>
+        <w:t>evidence</w:t>
+      </w:r>
+      <w:r>
+        <w:rPr>
+          <w:b w:val="0"/>
+        </w:rPr>
+        <w:t xml:space="preserve"> that supports it.</w:t>
+      </w:r>
+    </w:p>
+    <w:p>
+      <w:pPr>
+        <w:pStyle w:val="Heading3"/>
+      </w:pPr>
+      <w:r>
+        <w:t>Keep the stated limit</w:t>
+      </w:r>
+    </w:p>
+    <w:p>
+      <w:pPr>
+        <w:spacing w:line="336" w:lineRule="auto" w:after="180"/>
+        <w:shd w:fill="FFF5E6"/>
+      </w:pPr>
+      <w:r>
+        <w:rPr>
+          <w:b w:val="0"/>
+        </w:rPr>
         <w:t>Change one thing: The candidate’s three false alarms are corrected without changing its detections. Predict the result before checking the explanation. What remains the same?</w:t>
       </w:r>
     </w:p>
@@ -1962,6 +3183,26 @@
     </w:p>
     <w:p>
       <w:r>
+        <w:t>Find the unsupported step in the Accuracy and Imbalance claim and explain a repair using the supplied evidence.</w:t>
+      </w:r>
+    </w:p>
+    <w:p>
+      <w:pPr>
+        <w:pStyle w:val="Heading3"/>
+      </w:pPr>
+      <w:r>
+        <w:t>Find the first error</w:t>
+      </w:r>
+    </w:p>
+    <w:p>
+      <w:pPr>
+        <w:spacing w:line="336" w:lineRule="auto" w:after="180"/>
+        <w:shd w:fill="FFF5E6"/>
+      </w:pPr>
+      <w:r>
+        <w:rPr>
+          <w:b w:val="0"/>
+        </w:rPr>
         <w:t>ERROR DETECTIVE</w:t>
       </w:r>
     </w:p>
@@ -1974,7 +3215,13 @@
       </w:r>
     </w:p>
     <w:p>
-      <w:r>
+      <w:pPr>
+        <w:spacing w:line="336" w:lineRule="auto" w:after="180"/>
+      </w:pPr>
+      <w:r>
+        <w:rPr>
+          <w:b w:val="0"/>
+        </w:rPr>
         <w:t>Do not patch the answer. Find the earliest unsupported assumption, data problem, or experiment error.</w:t>
       </w:r>
     </w:p>
@@ -2225,12 +3472,37 @@
       </w:tr>
     </w:tbl>
     <w:p>
-      <w:r>
-        <w:t>CLAIM TO CHALLENGE  A classifier with 95% accuracy is excellent in every practical situation.</w:t>
-      </w:r>
-    </w:p>
-    <w:p>
-      <w:r>
+      <w:pPr>
+        <w:spacing w:line="336" w:lineRule="auto" w:after="180"/>
+        <w:shd w:fill="FFF5E6"/>
+      </w:pPr>
+      <w:r>
+        <w:rPr>
+          <w:b w:val="0"/>
+        </w:rPr>
+        <w:t xml:space="preserve">CLAIM TO CHALLENGE  A classifier with 95% </w:t>
+      </w:r>
+      <w:r>
+        <w:rPr>
+          <w:b/>
+        </w:rPr>
+        <w:t>accuracy</w:t>
+      </w:r>
+      <w:r>
+        <w:rPr>
+          <w:b w:val="0"/>
+        </w:rPr>
+        <w:t xml:space="preserve"> is excellent in every practical situation.</w:t>
+      </w:r>
+    </w:p>
+    <w:p>
+      <w:pPr>
+        <w:spacing w:line="336" w:lineRule="auto" w:after="180"/>
+      </w:pPr>
+      <w:r>
+        <w:rPr>
+          <w:b w:val="0"/>
+        </w:rPr>
         <w:t>Diagnose one cause and name the cleanest next experiment:</w:t>
       </w:r>
     </w:p>
@@ -2243,20 +3515,110 @@
       </w:r>
     </w:p>
     <w:p>
-      <w:r>
-        <w:t>Compare methods on the same appropriate evaluation examples and report the training-derived baseline. Include ordinary accuracy, each class denominator, false positives and false negatives. An equal-class summary adds information but cannot choose the acceptable tradeoff for the task. Keep development decisions separate from a final test.</w:t>
-      </w:r>
-    </w:p>
-    <w:p>
-      <w:r>
-        <w:t>A result of 4/4 correct blocked cases is 100 percent on those four examples, not proof of perfect future detection. If the evaluated set contains no blocked cases, it cannot measure blocked-case performance at all. Next week separates precision and recall by asking which denominator answers each question.</w:t>
-      </w:r>
-    </w:p>
-    <w:p>
       <w:pPr>
         <w:pStyle w:val="Heading3"/>
       </w:pPr>
       <w:r>
+        <w:t>Check the claim against the facts</w:t>
+      </w:r>
+    </w:p>
+    <w:p>
+      <w:pPr>
+        <w:spacing w:line="336" w:lineRule="auto" w:after="180"/>
+        <w:shd w:fill="FFF5E6"/>
+      </w:pPr>
+      <w:r>
+        <w:rPr>
+          <w:b w:val="0"/>
+        </w:rPr>
+        <w:t xml:space="preserve">Compare methods on the same appropriate evaluation examples and report the </w:t>
+      </w:r>
+      <w:r>
+        <w:rPr>
+          <w:b/>
+        </w:rPr>
+        <w:t>training</w:t>
+      </w:r>
+      <w:r>
+        <w:rPr>
+          <w:b w:val="0"/>
+        </w:rPr>
+        <w:t xml:space="preserve">-derived baseline. Include ordinary </w:t>
+      </w:r>
+      <w:r>
+        <w:rPr>
+          <w:b/>
+        </w:rPr>
+        <w:t>accuracy</w:t>
+      </w:r>
+      <w:r>
+        <w:rPr>
+          <w:b w:val="0"/>
+        </w:rPr>
+        <w:t>, each class denominator, false positives and false negatives.</w:t>
+      </w:r>
+    </w:p>
+    <w:p>
+      <w:pPr>
+        <w:spacing w:line="336" w:lineRule="auto" w:after="180"/>
+        <w:shd w:fill="FFF5E6"/>
+      </w:pPr>
+      <w:r>
+        <w:rPr>
+          <w:b w:val="0"/>
+        </w:rPr>
+        <w:t>An equal-class summary adds information but cannot choose the acceptable tradeoff for the task. Keep development decisions separate from a final test.</w:t>
+      </w:r>
+    </w:p>
+    <w:p>
+      <w:pPr>
+        <w:pStyle w:val="Heading3"/>
+      </w:pPr>
+      <w:r>
+        <w:t>Check the claim against the facts</w:t>
+      </w:r>
+    </w:p>
+    <w:p>
+      <w:pPr>
+        <w:spacing w:line="336" w:lineRule="auto" w:after="180"/>
+        <w:shd w:fill="FFF5E6"/>
+      </w:pPr>
+      <w:r>
+        <w:rPr>
+          <w:b w:val="0"/>
+        </w:rPr>
+        <w:t>A result of 4/4 correct blocked cases is 100 percent on those four examples, not proof of perfect future detection. If the evaluated set contains no blocked cases, it cannot measure blocked-case performance at all.</w:t>
+      </w:r>
+    </w:p>
+    <w:p>
+      <w:pPr>
+        <w:spacing w:line="336" w:lineRule="auto" w:after="180"/>
+        <w:shd w:fill="FFF5E6"/>
+      </w:pPr>
+      <w:r>
+        <w:rPr>
+          <w:b w:val="0"/>
+        </w:rPr>
+        <w:t xml:space="preserve">Next week separates precision and </w:t>
+      </w:r>
+      <w:r>
+        <w:rPr>
+          <w:b/>
+        </w:rPr>
+        <w:t>recall</w:t>
+      </w:r>
+      <w:r>
+        <w:rPr>
+          <w:b w:val="0"/>
+        </w:rPr>
+        <w:t xml:space="preserve"> by asking which denominator answers each question.</w:t>
+      </w:r>
+    </w:p>
+    <w:p>
+      <w:pPr>
+        <w:pStyle w:val="Heading3"/>
+      </w:pPr>
+      <w:r>
         <w:t>A team advertises 80 percent accuracy but its classifier predicts clear on every record. What additional evidence would you request, and what can you already conclude about the four blocked cases in our worked evaluation?</w:t>
       </w:r>
     </w:p>
@@ -2290,6 +3652,17 @@
     </w:p>
     <w:p>
       <w:r>
+        <w:t>Practise Accuracy and Imbalance with support, then explain the deciding step in your own words.</w:t>
+      </w:r>
+    </w:p>
+    <w:p>
+      <w:pPr>
+        <w:spacing w:line="336" w:lineRule="auto" w:after="180"/>
+      </w:pPr>
+      <w:r>
+        <w:rPr>
+          <w:b/>
+        </w:rPr>
         <w:t>ML STUDIO</w:t>
       </w:r>
     </w:p>
@@ -2302,7 +3675,13 @@
       </w:r>
     </w:p>
     <w:p>
-      <w:r>
+      <w:pPr>
+        <w:spacing w:line="336" w:lineRule="auto" w:after="180"/>
+      </w:pPr>
+      <w:r>
+        <w:rPr>
+          <w:b w:val="0"/>
+        </w:rPr>
         <w:t>A trustworthy result can be reproduced from the recorded data, code, settings, and evaluation rule.</w:t>
       </w:r>
     </w:p>
@@ -2351,37 +3730,106 @@
       </w:r>
     </w:p>
     <w:p>
-      <w:r>
+      <w:pPr>
+        <w:pStyle w:val="Heading3"/>
+      </w:pPr>
+      <w:r>
+        <w:t>Question to explain</w:t>
+      </w:r>
+    </w:p>
+    <w:p>
+      <w:pPr>
+        <w:spacing w:line="336" w:lineRule="auto" w:after="180"/>
+        <w:shd w:fill="F5F1FB"/>
+      </w:pPr>
+      <w:r>
+        <w:rPr>
+          <w:b w:val="0"/>
+        </w:rPr>
         <w:t>QUESTION + intended use + success threshold</w:t>
       </w:r>
     </w:p>
     <w:p>
-      <w:r>
+      <w:pPr>
+        <w:spacing w:line="336" w:lineRule="auto" w:after="180"/>
+      </w:pPr>
+      <w:r>
+        <w:rPr>
+          <w:b w:val="0"/>
+        </w:rPr>
         <w:t>DATA version + grouped split + leakage check</w:t>
       </w:r>
     </w:p>
     <w:p>
-      <w:r>
-        <w:t>CODE/preprocessing + features + model + settings + seed</w:t>
-      </w:r>
-    </w:p>
-    <w:p>
-      <w:r>
+      <w:pPr>
+        <w:spacing w:line="336" w:lineRule="auto" w:after="180"/>
+      </w:pPr>
+      <w:r>
+        <w:rPr>
+          <w:b w:val="0"/>
+        </w:rPr>
+        <w:t>CODE/pre</w:t>
+      </w:r>
+      <w:r>
+        <w:rPr>
+          <w:b/>
+        </w:rPr>
+        <w:t>process</w:t>
+      </w:r>
+      <w:r>
+        <w:rPr>
+          <w:b w:val="0"/>
+        </w:rPr>
+        <w:t>ing + features + model + settings + seed</w:t>
+      </w:r>
+    </w:p>
+    <w:p>
+      <w:pPr>
+        <w:spacing w:line="336" w:lineRule="auto" w:after="180"/>
+      </w:pPr>
+      <w:r>
+        <w:rPr>
+          <w:b w:val="0"/>
+        </w:rPr>
         <w:t>METRICS + positive class + units + denominators</w:t>
       </w:r>
     </w:p>
     <w:p>
-      <w:r>
-        <w:t>PREDICTIONS + errors + subgroup slices + limitations</w:t>
-      </w:r>
-    </w:p>
-    <w:p>
-      <w:r>
+      <w:pPr>
+        <w:spacing w:line="336" w:lineRule="auto" w:after="180"/>
+      </w:pPr>
+      <w:r>
+        <w:rPr>
+          <w:b/>
+        </w:rPr>
+        <w:t>PREDICTION</w:t>
+      </w:r>
+      <w:r>
+        <w:rPr>
+          <w:b w:val="0"/>
+        </w:rPr>
+        <w:t>S + errors + subgroup slices + limitations</w:t>
+      </w:r>
+    </w:p>
+    <w:p>
+      <w:pPr>
+        <w:spacing w:line="336" w:lineRule="auto" w:after="180"/>
+      </w:pPr>
+      <w:r>
+        <w:rPr>
+          <w:b w:val="0"/>
+        </w:rPr>
         <w:t>HUMAN reviewer + release, revise, limit, or stop decision</w:t>
       </w:r>
     </w:p>
     <w:p>
-      <w:r>
+      <w:pPr>
+        <w:spacing w:line="336" w:lineRule="auto" w:after="180"/>
+      </w:pPr>
+      <w:r>
+        <w:rPr>
+          <w:b w:val="0"/>
+        </w:rPr>
         <w:t>Write the minimum record needed to reproduce today's result:</w:t>
       </w:r>
     </w:p>
@@ -2394,13 +3842,83 @@
       </w:r>
     </w:p>
     <w:p>
-      <w:r>
-        <w:t>Consider a separate illustrative set with 8 clear and 8 blocked cases. Suppose the same within-class fractions hold: the baseline matrix is [[8,0],[8,0]] and the candidate matrix is [[6,2],[0,8]]. Ordinary accuracy is now 50 percent versus 87.5 percent. Balanced accuracy remains 50 percent versus 87.5 percent. The class mix changed the overall score even though the within-class fractions stayed fixed.</w:t>
-      </w:r>
-    </w:p>
-    <w:p>
-      <w:r>
-        <w:t>This is an arithmetic comparison, not proof that a real classifier keeps the same behavior after a population change. Report sample size, class counts, full matrix and how the evaluation data was chosen. Do not remove inconvenient cases or duplicate rare evaluation cases just to improve a headline number. If training is resampled, keep that separate from evaluation and document it.</w:t>
+      <w:pPr>
+        <w:spacing w:line="336" w:lineRule="auto" w:after="180"/>
+      </w:pPr>
+      <w:r>
+        <w:rPr>
+          <w:b w:val="0"/>
+        </w:rPr>
+        <w:t>Consider a separate illustrative set with 8 clear and 8 blocked cases. Suppose the same within-class fractions hold: the baseline matrix is [[8,0],[8,0]] and the candidate matrix is [[6,2],[0,8]].</w:t>
+      </w:r>
+    </w:p>
+    <w:p>
+      <w:pPr>
+        <w:spacing w:line="336" w:lineRule="auto" w:after="180"/>
+      </w:pPr>
+      <w:r>
+        <w:rPr>
+          <w:b w:val="0"/>
+        </w:rPr>
+        <w:t xml:space="preserve">Ordinary </w:t>
+      </w:r>
+      <w:r>
+        <w:rPr>
+          <w:b/>
+        </w:rPr>
+        <w:t>accuracy</w:t>
+      </w:r>
+      <w:r>
+        <w:rPr>
+          <w:b w:val="0"/>
+        </w:rPr>
+        <w:t xml:space="preserve"> is now 50 percent versus 87.5 percent. </w:t>
+      </w:r>
+      <w:r>
+        <w:rPr>
+          <w:b/>
+        </w:rPr>
+        <w:t>Balanced accuracy</w:t>
+      </w:r>
+      <w:r>
+        <w:rPr>
+          <w:b w:val="0"/>
+        </w:rPr>
+        <w:t xml:space="preserve"> remains 50 percent versus 87.5 percent. The class mix changed the overall score even though the within-class fractions stayed fixed.</w:t>
+      </w:r>
+    </w:p>
+    <w:p>
+      <w:pPr>
+        <w:spacing w:line="336" w:lineRule="auto" w:after="180"/>
+      </w:pPr>
+      <w:r>
+        <w:rPr>
+          <w:b w:val="0"/>
+        </w:rPr>
+        <w:t>This is an arithmetic comparison, not proof that a real classifier keeps the same behavior after a population change. Report sample size, class counts, full matrix and how the evaluation data was chosen.</w:t>
+      </w:r>
+    </w:p>
+    <w:p>
+      <w:pPr>
+        <w:spacing w:line="336" w:lineRule="auto" w:after="180"/>
+      </w:pPr>
+      <w:r>
+        <w:rPr>
+          <w:b w:val="0"/>
+        </w:rPr>
+        <w:t xml:space="preserve">Do not remove inconvenient cases or duplicate rare evaluation cases just to improve a headline number. If </w:t>
+      </w:r>
+      <w:r>
+        <w:rPr>
+          <w:b/>
+        </w:rPr>
+        <w:t>training</w:t>
+      </w:r>
+      <w:r>
+        <w:rPr>
+          <w:b w:val="0"/>
+        </w:rPr>
+        <w:t xml:space="preserve"> is resampled, keep that separate from evaluation and document it.</w:t>
       </w:r>
     </w:p>
     <w:p>
@@ -2412,8 +3930,50 @@
       </w:r>
     </w:p>
     <w:p>
-      <w:r>
-        <w:t>Use workbook W2 for the connected example “Accuracy and class imbalance”. First fill the input and rule boxes. Try the middle steps before asking for a hint. After a hint, try the next step yourself.</w:t>
+      <w:pPr>
+        <w:spacing w:line="336" w:lineRule="auto" w:after="180"/>
+      </w:pPr>
+      <w:r>
+        <w:rPr>
+          <w:b w:val="0"/>
+        </w:rPr>
+        <w:t>Use workbook W2 for the connected example “</w:t>
+      </w:r>
+      <w:r>
+        <w:rPr>
+          <w:b/>
+        </w:rPr>
+        <w:t>Accuracy</w:t>
+      </w:r>
+      <w:r>
+        <w:rPr>
+          <w:b w:val="0"/>
+        </w:rPr>
+        <w:t xml:space="preserve"> and </w:t>
+      </w:r>
+      <w:r>
+        <w:rPr>
+          <w:b/>
+        </w:rPr>
+        <w:t>class imbalance</w:t>
+      </w:r>
+      <w:r>
+        <w:rPr>
+          <w:b w:val="0"/>
+        </w:rPr>
+        <w:t xml:space="preserve">”. First fill the </w:t>
+      </w:r>
+      <w:r>
+        <w:rPr>
+          <w:b/>
+        </w:rPr>
+        <w:t>input</w:t>
+      </w:r>
+      <w:r>
+        <w:rPr>
+          <w:b w:val="0"/>
+        </w:rPr>
+        <w:t xml:space="preserve"> and rule boxes. Try the middle steps before asking for a hint. After a hint, try the next step yourself.</w:t>
       </w:r>
     </w:p>
     <w:tbl>
@@ -2496,7 +4056,13 @@
       </w:tr>
     </w:tbl>
     <w:p>
-      <w:r>
+      <w:pPr>
+        <w:spacing w:line="336" w:lineRule="auto" w:after="180"/>
+      </w:pPr>
+      <w:r>
+        <w:rPr>
+          <w:b w:val="0"/>
+        </w:rPr>
         <w:t>Explain your trace to a partner. Your partner points to one step to check. Swap roles on the next case. Each person writes their own explanation.</w:t>
       </w:r>
     </w:p>
@@ -2509,12 +4075,71 @@
       </w:r>
     </w:p>
     <w:p>
-      <w:r>
-        <w:t>Use the worked case for Accuracy and class imbalance. Proposed explanation: “High accuracy means both classes work well”. Decide whether this explanation is supported. Point to the step or supplied fact that decides; explain your repair if needed.</w:t>
-      </w:r>
-    </w:p>
-    <w:p>
-      <w:r>
+      <w:pPr>
+        <w:spacing w:line="336" w:lineRule="auto" w:after="180"/>
+      </w:pPr>
+      <w:r>
+        <w:rPr>
+          <w:b w:val="0"/>
+        </w:rPr>
+        <w:t xml:space="preserve">Use the worked case for </w:t>
+      </w:r>
+      <w:r>
+        <w:rPr>
+          <w:b/>
+        </w:rPr>
+        <w:t>Accuracy</w:t>
+      </w:r>
+      <w:r>
+        <w:rPr>
+          <w:b w:val="0"/>
+        </w:rPr>
+        <w:t xml:space="preserve"> and </w:t>
+      </w:r>
+      <w:r>
+        <w:rPr>
+          <w:b/>
+        </w:rPr>
+        <w:t>class imbalance</w:t>
+      </w:r>
+      <w:r>
+        <w:rPr>
+          <w:b w:val="0"/>
+        </w:rPr>
+        <w:t xml:space="preserve">. Proposed explanation: “High </w:t>
+      </w:r>
+      <w:r>
+        <w:rPr>
+          <w:b/>
+        </w:rPr>
+        <w:t>accuracy</w:t>
+      </w:r>
+      <w:r>
+        <w:rPr>
+          <w:b w:val="0"/>
+        </w:rPr>
+        <w:t xml:space="preserve"> means both classes work well”. Decide whether this explanation is supported.</w:t>
+      </w:r>
+    </w:p>
+    <w:p>
+      <w:pPr>
+        <w:spacing w:line="336" w:lineRule="auto" w:after="180"/>
+      </w:pPr>
+      <w:r>
+        <w:rPr>
+          <w:b w:val="0"/>
+        </w:rPr>
+        <w:t>Point to the step or supplied fact that decides; explain your repair if needed.</w:t>
+      </w:r>
+    </w:p>
+    <w:p>
+      <w:pPr>
+        <w:spacing w:line="336" w:lineRule="auto" w:after="180"/>
+      </w:pPr>
+      <w:r>
+        <w:rPr>
+          <w:b w:val="0"/>
+        </w:rPr>
         <w:t>Answer on your own before discussion. If you are unsure, say which step you need help with.</w:t>
       </w:r>
     </w:p>
@@ -2527,8 +4152,26 @@
       </w:r>
     </w:p>
     <w:p>
-      <w:r>
-        <w:t>Why can the 90% baseline still be unsuitable for a detection task? Point to the relevant step in the picture, then write the changed result and the rule or evidence that supports it.</w:t>
+      <w:pPr>
+        <w:spacing w:line="336" w:lineRule="auto" w:after="180"/>
+      </w:pPr>
+      <w:r>
+        <w:rPr>
+          <w:b w:val="0"/>
+        </w:rPr>
+        <w:t xml:space="preserve">Why can the 90% baseline still be unsuitable for a detection task? Point to the relevant step in the picture, then write the changed result and the rule or </w:t>
+      </w:r>
+      <w:r>
+        <w:rPr>
+          <w:b/>
+        </w:rPr>
+        <w:t>evidence</w:t>
+      </w:r>
+      <w:r>
+        <w:rPr>
+          <w:b w:val="0"/>
+        </w:rPr>
+        <w:t xml:space="preserve"> that supports it.</w:t>
       </w:r>
     </w:p>
     <w:p>
@@ -2560,7 +4203,13 @@
       </w:r>
     </w:p>
     <w:p>
-      <w:r>
+      <w:pPr>
+        <w:spacing w:line="336" w:lineRule="auto" w:after="180"/>
+      </w:pPr>
+      <w:r>
+        <w:rPr>
+          <w:b w:val="0"/>
+        </w:rPr>
         <w:t>This is supported practice. Keep the separately named independent case for an attempt before feedback.</w:t>
       </w:r>
     </w:p>
@@ -2574,7 +4223,24 @@
     </w:p>
     <w:p>
       <w:r>
-        <w:t>EVIDENCE LAB</w:t>
+        <w:t>Investigate Accuracy and Imbalance. Record the prediction, actual observation or labelled paper trace, explanation and next test separately.</w:t>
+      </w:r>
+    </w:p>
+    <w:p>
+      <w:pPr>
+        <w:spacing w:line="336" w:lineRule="auto" w:after="180"/>
+      </w:pPr>
+      <w:r>
+        <w:rPr>
+          <w:b/>
+        </w:rPr>
+        <w:t>EVIDENCE</w:t>
+      </w:r>
+      <w:r>
+        <w:rPr>
+          <w:b/>
+        </w:rPr>
+        <w:t xml:space="preserve"> LAB</w:t>
       </w:r>
     </w:p>
     <w:p>
@@ -2586,7 +4252,13 @@
       </w:r>
     </w:p>
     <w:p>
-      <w:r>
+      <w:pPr>
+        <w:spacing w:line="336" w:lineRule="auto" w:after="180"/>
+      </w:pPr>
+      <w:r>
+        <w:rPr>
+          <w:b w:val="0"/>
+        </w:rPr>
         <w:t>Keep the test conditions fixed, record every result, and change only one planned factor.</w:t>
       </w:r>
     </w:p>
@@ -2627,27 +4299,110 @@
       </w:r>
     </w:p>
     <w:p>
-      <w:r>
-        <w:t>1.  Write the hypothesis and expected evidence before running.</w:t>
-      </w:r>
-    </w:p>
-    <w:p>
-      <w:r>
-        <w:t>2.  Imbalance Simulation: compare majority prediction with a model using accuracy, recall, and the actual error costs.</w:t>
-      </w:r>
-    </w:p>
-    <w:p>
-      <w:r>
+      <w:pPr>
+        <w:spacing w:line="336" w:lineRule="auto" w:after="180"/>
+        <w:shd w:fill="F4F9FC"/>
+      </w:pPr>
+      <w:r>
+        <w:rPr>
+          <w:b w:val="0"/>
+        </w:rPr>
+        <w:t xml:space="preserve">1.  Write the hypothesis and expected </w:t>
+      </w:r>
+      <w:r>
+        <w:rPr>
+          <w:b/>
+        </w:rPr>
+        <w:t>evidence</w:t>
+      </w:r>
+      <w:r>
+        <w:rPr>
+          <w:b w:val="0"/>
+        </w:rPr>
+        <w:t xml:space="preserve"> before running.</w:t>
+      </w:r>
+    </w:p>
+    <w:p>
+      <w:pPr>
+        <w:spacing w:line="336" w:lineRule="auto" w:after="180"/>
+        <w:shd w:fill="F4F9FC"/>
+      </w:pPr>
+      <w:r>
+        <w:rPr>
+          <w:b w:val="0"/>
+        </w:rPr>
+        <w:t xml:space="preserve">2.  Imbalance Simulation: compare majority </w:t>
+      </w:r>
+      <w:r>
+        <w:rPr>
+          <w:b/>
+        </w:rPr>
+        <w:t>prediction</w:t>
+      </w:r>
+      <w:r>
+        <w:rPr>
+          <w:b w:val="0"/>
+        </w:rPr>
+        <w:t xml:space="preserve"> with a model using </w:t>
+      </w:r>
+      <w:r>
+        <w:rPr>
+          <w:b/>
+        </w:rPr>
+        <w:t>accuracy</w:t>
+      </w:r>
+      <w:r>
+        <w:rPr>
+          <w:b w:val="0"/>
+        </w:rPr>
+        <w:t xml:space="preserve">, </w:t>
+      </w:r>
+      <w:r>
+        <w:rPr>
+          <w:b/>
+        </w:rPr>
+        <w:t>recall</w:t>
+      </w:r>
+      <w:r>
+        <w:rPr>
+          <w:b w:val="0"/>
+        </w:rPr>
+        <w:t>, and the actual error costs.</w:t>
+      </w:r>
+    </w:p>
+    <w:p>
+      <w:pPr>
+        <w:spacing w:line="336" w:lineRule="auto" w:after="180"/>
+        <w:shd w:fill="F4F9FC"/>
+      </w:pPr>
+      <w:r>
+        <w:rPr>
+          <w:b w:val="0"/>
+        </w:rPr>
         <w:t>3.  Run one normal, one boundary, one missing, and one shifted case.</w:t>
       </w:r>
     </w:p>
     <w:p>
-      <w:r>
+      <w:pPr>
+        <w:spacing w:line="336" w:lineRule="auto" w:after="180"/>
+        <w:shd w:fill="F4F9FC"/>
+      </w:pPr>
+      <w:r>
+        <w:rPr>
+          <w:b w:val="0"/>
+        </w:rPr>
         <w:t>4.  Calculate the metric from raw counts or row-level errors.</w:t>
       </w:r>
     </w:p>
     <w:p>
-      <w:r>
+      <w:pPr>
+        <w:spacing w:line="336" w:lineRule="auto" w:after="180"/>
+        <w:shd w:fill="F4F9FC"/>
+      </w:pPr>
+      <w:r>
+        <w:rPr>
+          <w:b w:val="0"/>
+        </w:rPr>
         <w:t>5.  Interpret what changed, what did not, and what remains unsafe or unknown.</w:t>
       </w:r>
     </w:p>
@@ -2905,7 +4660,13 @@
       </w:r>
     </w:p>
     <w:p>
-      <w:r>
+      <w:pPr>
+        <w:spacing w:line="336" w:lineRule="auto" w:after="180"/>
+      </w:pPr>
+      <w:r>
+        <w:rPr>
+          <w:b w:val="0"/>
+        </w:rPr>
         <w:t>Before trying: what do I expect, and why? While trying: which step could first go wrong? Afterwards: what did I actually observe, and what should change? Keep “not run” if you only traced the procedure.</w:t>
       </w:r>
     </w:p>
@@ -2919,6 +4680,17 @@
     </w:p>
     <w:p>
       <w:r>
+        <w:t>Move from recall to tracing, diagnosis and transfer in Accuracy and Imbalance. Explain why each step is justified.</w:t>
+      </w:r>
+    </w:p>
+    <w:p>
+      <w:pPr>
+        <w:spacing w:line="336" w:lineRule="auto" w:after="180"/>
+      </w:pPr>
+      <w:r>
+        <w:rPr>
+          <w:b/>
+        </w:rPr>
         <w:t>MASTERY</w:t>
       </w:r>
     </w:p>
@@ -2931,8 +4703,26 @@
       </w:r>
     </w:p>
     <w:p>
-      <w:r>
-        <w:t>Move upward only when you can produce evidence without copying the example.</w:t>
+      <w:pPr>
+        <w:spacing w:line="336" w:lineRule="auto" w:after="180"/>
+      </w:pPr>
+      <w:r>
+        <w:rPr>
+          <w:b w:val="0"/>
+        </w:rPr>
+        <w:t xml:space="preserve">Move upward only when you can produce </w:t>
+      </w:r>
+      <w:r>
+        <w:rPr>
+          <w:b/>
+        </w:rPr>
+        <w:t>evidence</w:t>
+      </w:r>
+      <w:r>
+        <w:rPr>
+          <w:b w:val="0"/>
+        </w:rPr>
+        <w:t xml:space="preserve"> without copying the example.</w:t>
       </w:r>
     </w:p>
     <w:p>
@@ -2972,42 +4762,179 @@
       </w:r>
     </w:p>
     <w:p>
-      <w:r>
-        <w:t>DEFINE  Use all four terms precisely: accuracy, class imbalance, minority class, recall.</w:t>
-      </w:r>
-    </w:p>
-    <w:p>
-      <w:r>
-        <w:t>CALCULATE  Reproduce the worked evidence with units and denominator.</w:t>
-      </w:r>
-    </w:p>
-    <w:p>
-      <w:r>
+      <w:pPr>
+        <w:spacing w:line="336" w:lineRule="auto" w:after="180"/>
+      </w:pPr>
+      <w:r>
+        <w:rPr>
+          <w:b w:val="0"/>
+        </w:rPr>
+        <w:t xml:space="preserve">DEFINE  Use all four terms precisely: </w:t>
+      </w:r>
+      <w:r>
+        <w:rPr>
+          <w:b/>
+        </w:rPr>
+        <w:t>accuracy</w:t>
+      </w:r>
+      <w:r>
+        <w:rPr>
+          <w:b w:val="0"/>
+        </w:rPr>
+        <w:t xml:space="preserve">, </w:t>
+      </w:r>
+      <w:r>
+        <w:rPr>
+          <w:b/>
+        </w:rPr>
+        <w:t>class imbalance</w:t>
+      </w:r>
+      <w:r>
+        <w:rPr>
+          <w:b w:val="0"/>
+        </w:rPr>
+        <w:t xml:space="preserve">, </w:t>
+      </w:r>
+      <w:r>
+        <w:rPr>
+          <w:b/>
+        </w:rPr>
+        <w:t>minority class</w:t>
+      </w:r>
+      <w:r>
+        <w:rPr>
+          <w:b w:val="0"/>
+        </w:rPr>
+        <w:t xml:space="preserve">, </w:t>
+      </w:r>
+      <w:r>
+        <w:rPr>
+          <w:b/>
+        </w:rPr>
+        <w:t>recall</w:t>
+      </w:r>
+      <w:r>
+        <w:rPr>
+          <w:b w:val="0"/>
+        </w:rPr>
+        <w:t>.</w:t>
+      </w:r>
+    </w:p>
+    <w:p>
+      <w:pPr>
+        <w:spacing w:line="336" w:lineRule="auto" w:after="180"/>
+      </w:pPr>
+      <w:r>
+        <w:rPr>
+          <w:b w:val="0"/>
+        </w:rPr>
+        <w:t xml:space="preserve">CALCULATE  Reproduce the worked </w:t>
+      </w:r>
+      <w:r>
+        <w:rPr>
+          <w:b/>
+        </w:rPr>
+        <w:t>evidence</w:t>
+      </w:r>
+      <w:r>
+        <w:rPr>
+          <w:b w:val="0"/>
+        </w:rPr>
+        <w:t xml:space="preserve"> with units and denominator.</w:t>
+      </w:r>
+    </w:p>
+    <w:p>
+      <w:pPr>
+        <w:spacing w:line="336" w:lineRule="auto" w:after="180"/>
+        <w:shd w:fill="F4F9FC"/>
+      </w:pPr>
+      <w:r>
+        <w:rPr>
+          <w:b w:val="0"/>
+        </w:rPr>
         <w:t>TRACE  Explain the data, code or decision path.</w:t>
       </w:r>
     </w:p>
     <w:p>
-      <w:r>
-        <w:t>DIAGNOSE  A classifier with 95% accuracy is excellent in every practical situation.</w:t>
-      </w:r>
-    </w:p>
-    <w:p>
-      <w:r>
+      <w:pPr>
+        <w:spacing w:line="336" w:lineRule="auto" w:after="180"/>
+        <w:shd w:fill="F4F9FC"/>
+      </w:pPr>
+      <w:r>
+        <w:rPr>
+          <w:b w:val="0"/>
+        </w:rPr>
+        <w:t xml:space="preserve">DIAGNOSE  A classifier with 95% </w:t>
+      </w:r>
+      <w:r>
+        <w:rPr>
+          <w:b/>
+        </w:rPr>
+        <w:t>accuracy</w:t>
+      </w:r>
+      <w:r>
+        <w:rPr>
+          <w:b w:val="0"/>
+        </w:rPr>
+        <w:t xml:space="preserve"> is excellent in every practical situation.</w:t>
+      </w:r>
+    </w:p>
+    <w:p>
+      <w:pPr>
+        <w:spacing w:line="336" w:lineRule="auto" w:after="180"/>
+        <w:shd w:fill="F4F9FC"/>
+      </w:pPr>
+      <w:r>
+        <w:rPr>
+          <w:b w:val="0"/>
+        </w:rPr>
         <w:t>TRANSFER  Solve a fresh dataset or model case.</w:t>
       </w:r>
     </w:p>
     <w:p>
-      <w:r>
-        <w:t>IMPROVE  Change one cause and rerun fixed evidence.</w:t>
-      </w:r>
-    </w:p>
-    <w:p>
-      <w:r>
+      <w:pPr>
+        <w:spacing w:line="336" w:lineRule="auto" w:after="180"/>
+      </w:pPr>
+      <w:r>
+        <w:rPr>
+          <w:b w:val="0"/>
+        </w:rPr>
+        <w:t xml:space="preserve">IMPROVE  Change one cause and rerun fixed </w:t>
+      </w:r>
+      <w:r>
+        <w:rPr>
+          <w:b/>
+        </w:rPr>
+        <w:t>evidence</w:t>
+      </w:r>
+      <w:r>
+        <w:rPr>
+          <w:b w:val="0"/>
+        </w:rPr>
+        <w:t>.</w:t>
+      </w:r>
+    </w:p>
+    <w:p>
+      <w:pPr>
+        <w:spacing w:line="336" w:lineRule="auto" w:after="180"/>
+        <w:shd w:fill="F4F9FC"/>
+      </w:pPr>
+      <w:r>
+        <w:rPr>
+          <w:b w:val="0"/>
+        </w:rPr>
         <w:t>DEFEND  State intended use, metric, limitation, and human responsibility.</w:t>
       </w:r>
     </w:p>
     <w:p>
-      <w:r>
+      <w:pPr>
+        <w:spacing w:line="336" w:lineRule="auto" w:after="180"/>
+        <w:shd w:fill="F1F6F8"/>
+      </w:pPr>
+      <w:r>
+        <w:rPr>
+          <w:b w:val="0"/>
+        </w:rPr>
         <w:t>MASTERY RULE  A coached calculation becomes mastery only after a different case is completed independently.</w:t>
       </w:r>
     </w:p>
@@ -3021,6 +4948,17 @@
     </w:p>
     <w:p>
       <w:r>
+        <w:t>Apply this week’s idea to Responsible Plant Classifier. Keep an annotated decision and the evidence supporting it.</w:t>
+      </w:r>
+    </w:p>
+    <w:p>
+      <w:pPr>
+        <w:spacing w:line="336" w:lineRule="auto" w:after="180"/>
+      </w:pPr>
+      <w:r>
+        <w:rPr>
+          <w:b/>
+        </w:rPr>
         <w:t>CUMULATIVE PROJECT</w:t>
       </w:r>
     </w:p>
@@ -3033,8 +4971,26 @@
       </w:r>
     </w:p>
     <w:p>
-      <w:r>
-        <w:t>Every week adds one reviewable artifact to the same evidence-based capstone.</w:t>
+      <w:pPr>
+        <w:spacing w:line="336" w:lineRule="auto" w:after="180"/>
+      </w:pPr>
+      <w:r>
+        <w:rPr>
+          <w:b w:val="0"/>
+        </w:rPr>
+        <w:t xml:space="preserve">Every week adds one reviewable artifact to the same </w:t>
+      </w:r>
+      <w:r>
+        <w:rPr>
+          <w:b/>
+        </w:rPr>
+        <w:t>evidence</w:t>
+      </w:r>
+      <w:r>
+        <w:rPr>
+          <w:b w:val="0"/>
+        </w:rPr>
+        <w:t>-based capstone.</w:t>
       </w:r>
     </w:p>
     <w:p>
@@ -3074,43 +5030,110 @@
       </w:r>
     </w:p>
     <w:p>
-      <w:r>
+      <w:pPr>
+        <w:spacing w:line="336" w:lineRule="auto" w:after="180"/>
+        <w:shd w:fill="EDF7F3"/>
+      </w:pPr>
+      <w:r>
+        <w:rPr>
+          <w:b w:val="0"/>
+        </w:rPr>
         <w:t>THIS WEEK'S CHECKPOINT  Check Plant Classifier class balance and select metrics that keep the spotted-leaf class visible.</w:t>
       </w:r>
     </w:p>
     <w:p>
-      <w:r>
+      <w:pPr>
+        <w:spacing w:line="336" w:lineRule="auto" w:after="180"/>
+        <w:shd w:fill="F5F1FB"/>
+      </w:pPr>
+      <w:r>
+        <w:rPr>
+          <w:b w:val="0"/>
+        </w:rPr>
         <w:t>Which requirement or risk does this artifact address?</w:t>
       </w:r>
     </w:p>
     <w:p>
-      <w:r>
+      <w:pPr>
+        <w:spacing w:line="336" w:lineRule="auto" w:after="180"/>
+        <w:shd w:fill="F5F1FB"/>
+      </w:pPr>
+      <w:r>
+        <w:rPr>
+          <w:b w:val="0"/>
+        </w:rPr>
         <w:t>Which dataset, split, code, and metric version does it use?</w:t>
       </w:r>
     </w:p>
     <w:p>
-      <w:r>
+      <w:pPr>
+        <w:spacing w:line="336" w:lineRule="auto" w:after="180"/>
+        <w:shd w:fill="F5F1FB"/>
+      </w:pPr>
+      <w:r>
+        <w:rPr>
+          <w:b w:val="0"/>
+        </w:rPr>
         <w:t>What normal and shifted cases were tested?</w:t>
       </w:r>
     </w:p>
     <w:p>
-      <w:r>
+      <w:pPr>
+        <w:spacing w:line="336" w:lineRule="auto" w:after="180"/>
+        <w:shd w:fill="F5F1FB"/>
+      </w:pPr>
+      <w:r>
+        <w:rPr>
+          <w:b w:val="0"/>
+        </w:rPr>
         <w:t>What remains uncertain or weak?</w:t>
       </w:r>
     </w:p>
     <w:p>
-      <w:r>
+      <w:pPr>
+        <w:spacing w:line="336" w:lineRule="auto" w:after="180"/>
+        <w:shd w:fill="F5F1FB"/>
+      </w:pPr>
+      <w:r>
+        <w:rPr>
+          <w:b w:val="0"/>
+        </w:rPr>
         <w:t>What decision still belongs to a teacher or qualified human?</w:t>
       </w:r>
     </w:p>
     <w:p>
-      <w:r>
+      <w:pPr>
+        <w:spacing w:line="336" w:lineRule="auto" w:after="180"/>
+        <w:shd w:fill="FFF5E6"/>
+      </w:pPr>
+      <w:r>
+        <w:rPr>
+          <w:b w:val="0"/>
+        </w:rPr>
         <w:t>RESPONSIBLE RELEASE  Never use this classroom prototype for medical, pesticide, agricultural, or other consequential decisions.</w:t>
       </w:r>
     </w:p>
     <w:p>
-      <w:r>
-        <w:t>My evidence-linked project decision:</w:t>
+      <w:pPr>
+        <w:spacing w:line="336" w:lineRule="auto" w:after="180"/>
+      </w:pPr>
+      <w:r>
+        <w:rPr>
+          <w:b w:val="0"/>
+        </w:rPr>
+        <w:t xml:space="preserve">My </w:t>
+      </w:r>
+      <w:r>
+        <w:rPr>
+          <w:b/>
+        </w:rPr>
+        <w:t>evidence</w:t>
+      </w:r>
+      <w:r>
+        <w:rPr>
+          <w:b w:val="0"/>
+        </w:rPr>
+        <w:t>-linked project decision:</w:t>
       </w:r>
     </w:p>
     <w:p>
@@ -3122,8 +5145,37 @@
       </w:r>
     </w:p>
     <w:p>
-      <w:r>
-        <w:t>For your Responsible Plant Classifier, save the input, procedure, observed result and limitation of this check. Label this worked example as practice; use a different, previously unreviewed case when checking independent understanding.</w:t>
+      <w:pPr>
+        <w:spacing w:line="336" w:lineRule="auto" w:after="180"/>
+      </w:pPr>
+      <w:r>
+        <w:rPr>
+          <w:b w:val="0"/>
+        </w:rPr>
+        <w:t xml:space="preserve">For your Responsible Plant Classifier, save the </w:t>
+      </w:r>
+      <w:r>
+        <w:rPr>
+          <w:b/>
+        </w:rPr>
+        <w:t>input</w:t>
+      </w:r>
+      <w:r>
+        <w:rPr>
+          <w:b w:val="0"/>
+        </w:rPr>
+        <w:t>, procedure, observed result and limitation of this check.</w:t>
+      </w:r>
+    </w:p>
+    <w:p>
+      <w:pPr>
+        <w:spacing w:line="336" w:lineRule="auto" w:after="180"/>
+      </w:pPr>
+      <w:r>
+        <w:rPr>
+          <w:b w:val="0"/>
+        </w:rPr>
+        <w:t>Label this worked example as practice; use a different, previously unreviewed case when checking independent understanding.</w:t>
       </w:r>
     </w:p>
     <w:p>
@@ -3136,6 +5188,17 @@
     </w:p>
     <w:p>
       <w:r>
+        <w:t>Use a genuinely new case for independent evidence. Previously discussed examples remain practice; use the separately named independent case before feedback.</w:t>
+      </w:r>
+    </w:p>
+    <w:p>
+      <w:pPr>
+        <w:spacing w:line="336" w:lineRule="auto" w:after="180"/>
+      </w:pPr>
+      <w:r>
+        <w:rPr>
+          <w:b/>
+        </w:rPr>
         <w:t>INDEPENDENT PROOF</w:t>
       </w:r>
     </w:p>
@@ -3148,7 +5211,13 @@
       </w:r>
     </w:p>
     <w:p>
-      <w:r>
+      <w:pPr>
+        <w:spacing w:line="336" w:lineRule="auto" w:after="180"/>
+      </w:pPr>
+      <w:r>
+        <w:rPr>
+          <w:b w:val="0"/>
+        </w:rPr>
         <w:t>Complete this with a fresh case after guided practice and compare it with the mastery criteria.</w:t>
       </w:r>
     </w:p>
@@ -3189,48 +5258,180 @@
       </w:r>
     </w:p>
     <w:p>
-      <w:r>
-        <w:t>REQUIRED PROOF  Compare trivial accuracy with minority-class recall.</w:t>
-      </w:r>
-    </w:p>
-    <w:p>
-      <w:r>
+      <w:pPr>
+        <w:pStyle w:val="Heading3"/>
+      </w:pPr>
+      <w:r>
+        <w:t>What success looks like</w:t>
+      </w:r>
+    </w:p>
+    <w:p>
+      <w:pPr>
+        <w:spacing w:line="336" w:lineRule="auto" w:after="180"/>
+        <w:shd w:fill="EDF7F3"/>
+      </w:pPr>
+      <w:r>
+        <w:rPr>
+          <w:b w:val="0"/>
+        </w:rPr>
+        <w:t xml:space="preserve">REQUIRED PROOF  Compare trivial </w:t>
+      </w:r>
+      <w:r>
+        <w:rPr>
+          <w:b/>
+        </w:rPr>
+        <w:t>accuracy</w:t>
+      </w:r>
+      <w:r>
+        <w:rPr>
+          <w:b w:val="0"/>
+        </w:rPr>
+        <w:t xml:space="preserve"> with minority-class </w:t>
+      </w:r>
+      <w:r>
+        <w:rPr>
+          <w:b/>
+        </w:rPr>
+        <w:t>recall</w:t>
+      </w:r>
+      <w:r>
+        <w:rPr>
+          <w:b w:val="0"/>
+        </w:rPr>
+        <w:t>.</w:t>
+      </w:r>
+    </w:p>
+    <w:p>
+      <w:pPr>
+        <w:spacing w:line="336" w:lineRule="auto" w:after="180"/>
+      </w:pPr>
+      <w:r>
+        <w:rPr>
+          <w:b w:val="0"/>
+        </w:rPr>
         <w:t>□ Define the task, feature/target roles, and intended-use boundary.</w:t>
       </w:r>
     </w:p>
     <w:p>
-      <w:r>
+      <w:pPr>
+        <w:spacing w:line="336" w:lineRule="auto" w:after="180"/>
+      </w:pPr>
+      <w:r>
+        <w:rPr>
+          <w:b w:val="0"/>
+        </w:rPr>
         <w:t>□ Show the calculation, code trace, or experiment record.</w:t>
       </w:r>
     </w:p>
     <w:p>
-      <w:r>
+      <w:pPr>
+        <w:spacing w:line="336" w:lineRule="auto" w:after="180"/>
+      </w:pPr>
+      <w:r>
+        <w:rPr>
+          <w:b w:val="0"/>
+        </w:rPr>
         <w:t>□ Test a normal case and one revealing boundary, missing, or shifted case.</w:t>
       </w:r>
     </w:p>
     <w:p>
-      <w:r>
+      <w:pPr>
+        <w:spacing w:line="336" w:lineRule="auto" w:after="180"/>
+      </w:pPr>
+      <w:r>
+        <w:rPr>
+          <w:b w:val="0"/>
+        </w:rPr>
         <w:t>□ Diagnose one failure without changing several factors at once.</w:t>
       </w:r>
     </w:p>
     <w:p>
-      <w:r>
+      <w:pPr>
+        <w:spacing w:line="336" w:lineRule="auto" w:after="180"/>
+      </w:pPr>
+      <w:r>
+        <w:rPr>
+          <w:b w:val="0"/>
+        </w:rPr>
         <w:t>□ Name a limitation, fairness concern, and the human-review action.</w:t>
       </w:r>
     </w:p>
     <w:p>
-      <w:r>
-        <w:t>Independent evidence and defense:</w:t>
-      </w:r>
-    </w:p>
-    <w:p>
-      <w:r>
+      <w:pPr>
+        <w:spacing w:line="336" w:lineRule="auto" w:after="180"/>
+      </w:pPr>
+      <w:r>
+        <w:rPr>
+          <w:b w:val="0"/>
+        </w:rPr>
+        <w:t xml:space="preserve">Independent </w:t>
+      </w:r>
+      <w:r>
+        <w:rPr>
+          <w:b/>
+        </w:rPr>
+        <w:t>evidence</w:t>
+      </w:r>
+      <w:r>
+        <w:rPr>
+          <w:b w:val="0"/>
+        </w:rPr>
+        <w:t xml:space="preserve"> and defense:</w:t>
+      </w:r>
+    </w:p>
+    <w:p>
+      <w:pPr>
+        <w:spacing w:line="336" w:lineRule="auto" w:after="180"/>
+      </w:pPr>
+      <w:r>
+        <w:rPr>
+          <w:b w:val="0"/>
+        </w:rPr>
         <w:t>My level:  □ Not yet  □ With one hint  □ Independently  □ I can teach and defend it</w:t>
       </w:r>
     </w:p>
     <w:p>
-      <w:r>
-        <w:t>NEXT BRIDGE  Carry the experiment evidence into: Precision and Recall.</w:t>
+      <w:pPr>
+        <w:pStyle w:val="Heading3"/>
+      </w:pPr>
+      <w:r>
+        <w:t>Connect to the next lesson</w:t>
+      </w:r>
+    </w:p>
+    <w:p>
+      <w:pPr>
+        <w:spacing w:line="336" w:lineRule="auto" w:after="180"/>
+        <w:shd w:fill="F1F6F8"/>
+      </w:pPr>
+      <w:r>
+        <w:rPr>
+          <w:b w:val="0"/>
+        </w:rPr>
+        <w:t xml:space="preserve">NEXT BRIDGE  Carry the experiment </w:t>
+      </w:r>
+      <w:r>
+        <w:rPr>
+          <w:b/>
+        </w:rPr>
+        <w:t>evidence</w:t>
+      </w:r>
+      <w:r>
+        <w:rPr>
+          <w:b w:val="0"/>
+        </w:rPr>
+        <w:t xml:space="preserve"> into: Precision and </w:t>
+      </w:r>
+      <w:r>
+        <w:rPr>
+          <w:b/>
+        </w:rPr>
+        <w:t>Recall</w:t>
+      </w:r>
+      <w:r>
+        <w:rPr>
+          <w:b w:val="0"/>
+        </w:rPr>
+        <w:t>.</w:t>
       </w:r>
     </w:p>
     <w:p>
@@ -3242,6 +5443,11 @@
       </w:r>
     </w:p>
     <w:p>
+      <w:r>
+        <w:t>Revisit the complete Accuracy and Imbalance case for supported practice. Repeated examples do not become fresh assessments.</w:t>
+      </w:r>
+    </w:p>
+    <w:p>
       <w:pPr>
         <w:pStyle w:val="Heading3"/>
       </w:pPr>
@@ -3250,7 +5456,13 @@
       </w:r>
     </w:p>
     <w:p>
-      <w:r>
+      <w:pPr>
+        <w:spacing w:line="336" w:lineRule="auto" w:after="180"/>
+      </w:pPr>
+      <w:r>
+        <w:rPr>
+          <w:b w:val="0"/>
+        </w:rPr>
         <w:t>Use the supplied details to practise the weekly concept before attempting the independent question. This case extends the illustrated lesson.</w:t>
       </w:r>
     </w:p>
@@ -3263,7 +5475,13 @@
       </w:r>
     </w:p>
     <w:p>
-      <w:r>
+      <w:pPr>
+        <w:spacing w:line="336" w:lineRule="auto" w:after="180"/>
+      </w:pPr>
+      <w:r>
+        <w:rPr>
+          <w:b w:val="0"/>
+        </w:rPr>
         <w:t>A dataset has 95 healthy and 5 spotted. Model predicts healthy for all.</w:t>
       </w:r>
     </w:p>
@@ -3276,8 +5494,26 @@
       </w:r>
     </w:p>
     <w:p>
-      <w:r>
-        <w:t>Calculate and critique accuracy.</w:t>
+      <w:pPr>
+        <w:spacing w:line="336" w:lineRule="auto" w:after="180"/>
+      </w:pPr>
+      <w:r>
+        <w:rPr>
+          <w:b w:val="0"/>
+        </w:rPr>
+        <w:t xml:space="preserve">Calculate and critique </w:t>
+      </w:r>
+      <w:r>
+        <w:rPr>
+          <w:b/>
+        </w:rPr>
+        <w:t>accuracy</w:t>
+      </w:r>
+      <w:r>
+        <w:rPr>
+          <w:b w:val="0"/>
+        </w:rPr>
+        <w:t>.</w:t>
       </w:r>
     </w:p>
     <w:p>
@@ -3289,8 +5525,26 @@
       </w:r>
     </w:p>
     <w:p>
-      <w:r>
-        <w:t>95/100=95%, but spotted recall=0/5=0%. Majority performance hides the detection failure.</w:t>
+      <w:pPr>
+        <w:spacing w:line="336" w:lineRule="auto" w:after="180"/>
+      </w:pPr>
+      <w:r>
+        <w:rPr>
+          <w:b w:val="0"/>
+        </w:rPr>
+        <w:t xml:space="preserve">95/100=95%, but spotted </w:t>
+      </w:r>
+      <w:r>
+        <w:rPr>
+          <w:b/>
+        </w:rPr>
+        <w:t>recall</w:t>
+      </w:r>
+      <w:r>
+        <w:rPr>
+          <w:b w:val="0"/>
+        </w:rPr>
+        <w:t>=0/5=0%. Majority performance hides the detection failure.</w:t>
       </w:r>
     </w:p>
     <w:p>
@@ -3302,7 +5556,14 @@
       </w:r>
     </w:p>
     <w:p>
-      <w:r>
+      <w:pPr>
+        <w:spacing w:line="336" w:lineRule="auto" w:after="180"/>
+        <w:shd w:fill="F5F1FB"/>
+      </w:pPr>
+      <w:r>
+        <w:rPr>
+          <w:b w:val="0"/>
+        </w:rPr>
         <w:t>Which detail supports the answer, and why does it matter?</w:t>
       </w:r>
     </w:p>
@@ -3436,18 +5697,60 @@
       </w:tr>
     </w:tbl>
     <w:p>
-      <w:r>
+      <w:pPr>
+        <w:spacing w:line="336" w:lineRule="auto" w:after="180"/>
+      </w:pPr>
+      <w:r>
+        <w:rPr>
+          <w:b w:val="0"/>
+        </w:rPr>
         <w:t>A dataset has 95 healthy and 5 spotted. Model predicts healthy for all.</w:t>
       </w:r>
     </w:p>
     <w:p>
-      <w:r>
-        <w:t>Calculate and critique accuracy.</w:t>
-      </w:r>
-    </w:p>
-    <w:p>
-      <w:r>
-        <w:t>95/100=95%, but spotted recall=0/5=0%. Majority performance hides the detection failure.</w:t>
+      <w:pPr>
+        <w:spacing w:line="336" w:lineRule="auto" w:after="180"/>
+      </w:pPr>
+      <w:r>
+        <w:rPr>
+          <w:b w:val="0"/>
+        </w:rPr>
+        <w:t xml:space="preserve">Calculate and critique </w:t>
+      </w:r>
+      <w:r>
+        <w:rPr>
+          <w:b/>
+        </w:rPr>
+        <w:t>accuracy</w:t>
+      </w:r>
+      <w:r>
+        <w:rPr>
+          <w:b w:val="0"/>
+        </w:rPr>
+        <w:t>.</w:t>
+      </w:r>
+    </w:p>
+    <w:p>
+      <w:pPr>
+        <w:spacing w:line="336" w:lineRule="auto" w:after="180"/>
+      </w:pPr>
+      <w:r>
+        <w:rPr>
+          <w:b w:val="0"/>
+        </w:rPr>
+        <w:t xml:space="preserve">95/100=95%, but spotted </w:t>
+      </w:r>
+      <w:r>
+        <w:rPr>
+          <w:b/>
+        </w:rPr>
+        <w:t>recall</w:t>
+      </w:r>
+      <w:r>
+        <w:rPr>
+          <w:b w:val="0"/>
+        </w:rPr>
+        <w:t>=0/5=0%. Majority performance hides the detection failure.</w:t>
       </w:r>
     </w:p>
     <w:p>
@@ -3459,6 +5762,11 @@
       </w:r>
     </w:p>
     <w:p>
+      <w:r>
+        <w:t>Attempt the reserved new case before feedback. Record support; the earlier examples below remain additional practice.</w:t>
+      </w:r>
+    </w:p>
+    <w:p>
       <w:pPr>
         <w:pStyle w:val="Heading3"/>
       </w:pPr>
@@ -3467,8 +5775,38 @@
       </w:r>
     </w:p>
     <w:p>
-      <w:r>
-        <w:t>Validation has90 healthy and10 spotted cases. Always-healthy predicts all healthy. Another model has TP7,FN3,FP8,TN82. Compare accuracy and spotted recall.</w:t>
+      <w:pPr>
+        <w:spacing w:line="336" w:lineRule="auto" w:after="180"/>
+      </w:pPr>
+      <w:r>
+        <w:rPr>
+          <w:b w:val="0"/>
+        </w:rPr>
+        <w:t xml:space="preserve">Validation has90 healthy and10 spotted cases. Always-healthy predicts all healthy. Another model has TP7,FN3,FP8,TN82. Compare </w:t>
+      </w:r>
+      <w:r>
+        <w:rPr>
+          <w:b/>
+        </w:rPr>
+        <w:t>accuracy</w:t>
+      </w:r>
+      <w:r>
+        <w:rPr>
+          <w:b w:val="0"/>
+        </w:rPr>
+        <w:t xml:space="preserve"> and spotted </w:t>
+      </w:r>
+      <w:r>
+        <w:rPr>
+          <w:b/>
+        </w:rPr>
+        <w:t>recall</w:t>
+      </w:r>
+      <w:r>
+        <w:rPr>
+          <w:b w:val="0"/>
+        </w:rPr>
+        <w:t>.</w:t>
       </w:r>
     </w:p>
     <w:p>
@@ -3515,7 +5853,13 @@
       </w:r>
     </w:p>
     <w:p>
-      <w:r>
+      <w:pPr>
+        <w:spacing w:line="336" w:lineRule="auto" w:after="180"/>
+      </w:pPr>
+      <w:r>
+        <w:rPr>
+          <w:b w:val="0"/>
+        </w:rPr>
         <w:t>Attempt this case before feedback. Record any help. Earlier examples below are further practice; a case already practised with feedback cannot establish fresh transfer.</w:t>
       </w:r>
     </w:p>
@@ -3528,18 +5872,66 @@
       </w:r>
     </w:p>
     <w:p>
-      <w:r>
+      <w:pPr>
+        <w:spacing w:line="336" w:lineRule="auto" w:after="180"/>
+      </w:pPr>
+      <w:r>
+        <w:rPr>
+          <w:b w:val="0"/>
+        </w:rPr>
         <w:t>Close the worked explanation. Apply the idea to this different question without copying.</w:t>
       </w:r>
     </w:p>
     <w:p>
-      <w:r>
-        <w:t>A classifier predicts healthy for all 100 plants; 95 are healthy and 5 diseased. Compute accuracy and diseased recall.</w:t>
-      </w:r>
-    </w:p>
-    <w:p>
-      <w:r>
-        <w:t>My answer, with a trace, calculation or supporting evidence</w:t>
+      <w:pPr>
+        <w:spacing w:line="336" w:lineRule="auto" w:after="180"/>
+      </w:pPr>
+      <w:r>
+        <w:rPr>
+          <w:b w:val="0"/>
+        </w:rPr>
+        <w:t xml:space="preserve">A classifier predicts healthy for all 100 plants; 95 are healthy and 5 diseased. Compute </w:t>
+      </w:r>
+      <w:r>
+        <w:rPr>
+          <w:b/>
+        </w:rPr>
+        <w:t>accuracy</w:t>
+      </w:r>
+      <w:r>
+        <w:rPr>
+          <w:b w:val="0"/>
+        </w:rPr>
+        <w:t xml:space="preserve"> and diseased </w:t>
+      </w:r>
+      <w:r>
+        <w:rPr>
+          <w:b/>
+        </w:rPr>
+        <w:t>recall</w:t>
+      </w:r>
+      <w:r>
+        <w:rPr>
+          <w:b w:val="0"/>
+        </w:rPr>
+        <w:t>.</w:t>
+      </w:r>
+    </w:p>
+    <w:p>
+      <w:pPr>
+        <w:spacing w:line="336" w:lineRule="auto" w:after="180"/>
+      </w:pPr>
+      <w:r>
+        <w:rPr>
+          <w:b w:val="0"/>
+        </w:rPr>
+        <w:t xml:space="preserve">My answer, with a trace, calculation or supporting </w:t>
+      </w:r>
+      <w:r>
+        <w:rPr>
+          <w:b/>
+        </w:rPr>
+        <w:t>evidence</w:t>
       </w:r>
     </w:p>
     <w:p>
@@ -3584,13 +5976,37 @@
       </w:r>
     </w:p>
     <w:p>
-      <w:r>
+      <w:pPr>
+        <w:spacing w:line="336" w:lineRule="auto" w:after="180"/>
+      </w:pPr>
+      <w:r>
+        <w:rPr>
+          <w:b w:val="0"/>
+        </w:rPr>
         <w:t>Change one relevant detail. Predict the result before testing. Include a boundary or missing-information case when it helps reveal a limit.</w:t>
       </w:r>
     </w:p>
     <w:p>
-      <w:r>
-        <w:t>My changed input and expected result</w:t>
+      <w:pPr>
+        <w:spacing w:line="336" w:lineRule="auto" w:after="180"/>
+      </w:pPr>
+      <w:r>
+        <w:rPr>
+          <w:b w:val="0"/>
+        </w:rPr>
+        <w:t xml:space="preserve">My changed </w:t>
+      </w:r>
+      <w:r>
+        <w:rPr>
+          <w:b/>
+        </w:rPr>
+        <w:t>input</w:t>
+      </w:r>
+      <w:r>
+        <w:rPr>
+          <w:b w:val="0"/>
+        </w:rPr>
+        <w:t xml:space="preserve"> and expected result</w:t>
       </w:r>
     </w:p>
     <w:p>
@@ -3635,13 +6051,37 @@
       </w:r>
     </w:p>
     <w:p>
-      <w:r>
+      <w:pPr>
+        <w:spacing w:line="336" w:lineRule="auto" w:after="180"/>
+      </w:pPr>
+      <w:r>
+        <w:rPr>
+          <w:b w:val="0"/>
+        </w:rPr>
         <w:t>Check Plant Classifier class balance and select metrics that keep the spotted-leaf class visible.</w:t>
       </w:r>
     </w:p>
     <w:p>
-      <w:r>
-        <w:t>The evidence I will keep</w:t>
+      <w:pPr>
+        <w:spacing w:line="336" w:lineRule="auto" w:after="180"/>
+      </w:pPr>
+      <w:r>
+        <w:rPr>
+          <w:b w:val="0"/>
+        </w:rPr>
+        <w:t xml:space="preserve">The </w:t>
+      </w:r>
+      <w:r>
+        <w:rPr>
+          <w:b/>
+        </w:rPr>
+        <w:t>evidence</w:t>
+      </w:r>
+      <w:r>
+        <w:rPr>
+          <w:b w:val="0"/>
+        </w:rPr>
+        <w:t xml:space="preserve"> I will keep</w:t>
       </w:r>
     </w:p>
     <w:p>
@@ -3678,8 +6118,26 @@
       </w:r>
     </w:p>
     <w:p>
-      <w:r>
-        <w:t>Your teacher has the independent answer and scoring criteria. Complete the matching workbook week to keep your practice evidence together.</w:t>
+      <w:pPr>
+        <w:spacing w:line="336" w:lineRule="auto" w:after="180"/>
+      </w:pPr>
+      <w:r>
+        <w:rPr>
+          <w:b w:val="0"/>
+        </w:rPr>
+        <w:t xml:space="preserve">Your teacher has the independent answer and scoring criteria. Complete the matching workbook week to keep your practice </w:t>
+      </w:r>
+      <w:r>
+        <w:rPr>
+          <w:b/>
+        </w:rPr>
+        <w:t>evidence</w:t>
+      </w:r>
+      <w:r>
+        <w:rPr>
+          <w:b w:val="0"/>
+        </w:rPr>
+        <w:t xml:space="preserve"> together.</w:t>
       </w:r>
     </w:p>
     <w:p>
@@ -3691,8 +6149,26 @@
       </w:r>
     </w:p>
     <w:p>
-      <w:r>
-        <w:t>Model A is always healthy on 96 healthy and 4 spotted leaves. Model B finds 3 spotted but falsely flags 5 healthy. Compare accuracy and spotted detection.</w:t>
+      <w:pPr>
+        <w:spacing w:line="336" w:lineRule="auto" w:after="180"/>
+      </w:pPr>
+      <w:r>
+        <w:rPr>
+          <w:b w:val="0"/>
+        </w:rPr>
+        <w:t xml:space="preserve">Model A is always healthy on 96 healthy and 4 spotted leaves. Model B finds 3 spotted but falsely flags 5 healthy. Compare </w:t>
+      </w:r>
+      <w:r>
+        <w:rPr>
+          <w:b/>
+        </w:rPr>
+        <w:t>accuracy</w:t>
+      </w:r>
+      <w:r>
+        <w:rPr>
+          <w:b w:val="0"/>
+        </w:rPr>
+        <w:t xml:space="preserve"> and spotted detection.</w:t>
       </w:r>
     </w:p>
     <w:p>
@@ -3747,8 +6223,25 @@
       </w:r>
     </w:p>
     <w:p>
-      <w:r>
-        <w:t>Attempt the independent case before hints. Record whether you worked alone, used a hint or followed a model. After feedback, fix the first unsupported step and explain why it changed. A later check uses a changed case, not a copied answer.</w:t>
+      <w:pPr>
+        <w:spacing w:line="336" w:lineRule="auto" w:after="180"/>
+      </w:pPr>
+      <w:r>
+        <w:rPr>
+          <w:b w:val="0"/>
+        </w:rPr>
+        <w:t>Attempt the independent case before hints. Record whether you worked alone, used a hint or followed a model. After feedback, fix the first unsupported step and explain why it changed.</w:t>
+      </w:r>
+    </w:p>
+    <w:p>
+      <w:pPr>
+        <w:spacing w:line="336" w:lineRule="auto" w:after="180"/>
+      </w:pPr>
+      <w:r>
+        <w:rPr>
+          <w:b w:val="0"/>
+        </w:rPr>
+        <w:t>A later check uses a changed case, not a copied answer.</w:t>
       </w:r>
     </w:p>
     <w:p>
@@ -3761,6 +6254,17 @@
     </w:p>
     <w:p>
       <w:r>
+        <w:t>Use this map to navigate Accuracy and Imbalance, connect the goals to tasks and keep one evidence record for each attempt.</w:t>
+      </w:r>
+    </w:p>
+    <w:p>
+      <w:pPr>
+        <w:spacing w:line="336" w:lineRule="auto" w:after="180"/>
+      </w:pPr>
+      <w:r>
+        <w:rPr>
+          <w:b w:val="0"/>
+        </w:rPr>
         <w:t>Start with this question: Show how a common healthy class can hide complete failure to detect spotted leaves.</w:t>
       </w:r>
     </w:p>
@@ -3867,13 +6371,61 @@
       </w:tr>
     </w:tbl>
     <w:p>
-      <w:r>
-        <w:t>Remember → watch and explain → try with help → investigate → try independently → keep project evidence. Your teacher may spread this lesson across several classes.</w:t>
-      </w:r>
-    </w:p>
-    <w:p>
-      <w:r>
-        <w:t>Keep your first prediction. Compare it with what the evidence shows and explain any change.</w:t>
+      <w:pPr>
+        <w:spacing w:line="336" w:lineRule="auto" w:after="180"/>
+      </w:pPr>
+      <w:r>
+        <w:rPr>
+          <w:b w:val="0"/>
+        </w:rPr>
+        <w:t xml:space="preserve">Remember → watch and explain → try with help → investigate → try independently → keep project </w:t>
+      </w:r>
+      <w:r>
+        <w:rPr>
+          <w:b/>
+        </w:rPr>
+        <w:t>evidence</w:t>
+      </w:r>
+      <w:r>
+        <w:rPr>
+          <w:b w:val="0"/>
+        </w:rPr>
+        <w:t>. Your teacher may spread this lesson across several classes.</w:t>
+      </w:r>
+    </w:p>
+    <w:p>
+      <w:pPr>
+        <w:spacing w:line="336" w:lineRule="auto" w:after="180"/>
+      </w:pPr>
+      <w:r>
+        <w:rPr>
+          <w:b w:val="0"/>
+        </w:rPr>
+        <w:t xml:space="preserve">Keep your first </w:t>
+      </w:r>
+      <w:r>
+        <w:rPr>
+          <w:b/>
+        </w:rPr>
+        <w:t>prediction</w:t>
+      </w:r>
+      <w:r>
+        <w:rPr>
+          <w:b w:val="0"/>
+        </w:rPr>
+        <w:t xml:space="preserve">. Compare it with what the </w:t>
+      </w:r>
+      <w:r>
+        <w:rPr>
+          <w:b/>
+        </w:rPr>
+        <w:t>evidence</w:t>
+      </w:r>
+      <w:r>
+        <w:rPr>
+          <w:b w:val="0"/>
+        </w:rPr>
+        <w:t xml:space="preserve"> shows and explain any change.</w:t>
       </w:r>
     </w:p>
     <w:p>
@@ -3886,7 +6438,30 @@
     </w:p>
     <w:p>
       <w:r>
-        <w:t>Close your notes. Explain this goal in your own words: Explain why overall accuracy can hide failure on a less common class</w:t>
+        <w:t>Explain Accuracy and Imbalance without notes, identify a remaining question and plan a later check with a changed case.</w:t>
+      </w:r>
+    </w:p>
+    <w:p>
+      <w:pPr>
+        <w:spacing w:line="336" w:lineRule="auto" w:after="180"/>
+      </w:pPr>
+      <w:r>
+        <w:rPr>
+          <w:b w:val="0"/>
+        </w:rPr>
+        <w:t xml:space="preserve">Close your notes. Explain this goal in your own words: Explain why overall </w:t>
+      </w:r>
+      <w:r>
+        <w:rPr>
+          <w:b/>
+        </w:rPr>
+        <w:t>accuracy</w:t>
+      </w:r>
+      <w:r>
+        <w:rPr>
+          <w:b w:val="0"/>
+        </w:rPr>
+        <w:t xml:space="preserve"> can hide failure on a less common class</w:t>
       </w:r>
     </w:p>
     <w:p>
@@ -3923,13 +6498,61 @@
       </w:r>
     </w:p>
     <w:p>
-      <w:r>
-        <w:t>If you are unsure, return to the worked picture and explain one arrow. If you are ready, change an input or assumption and justify your prediction.</w:t>
-      </w:r>
-    </w:p>
-    <w:p>
-      <w:r>
-        <w:t>Save your workbook evidence. At the next review, try a different case before opening your old answer.</w:t>
+      <w:pPr>
+        <w:spacing w:line="336" w:lineRule="auto" w:after="180"/>
+      </w:pPr>
+      <w:r>
+        <w:rPr>
+          <w:b w:val="0"/>
+        </w:rPr>
+        <w:t xml:space="preserve">If you are unsure, return to the worked picture and explain one arrow. If you are ready, change an </w:t>
+      </w:r>
+      <w:r>
+        <w:rPr>
+          <w:b/>
+        </w:rPr>
+        <w:t>input</w:t>
+      </w:r>
+      <w:r>
+        <w:rPr>
+          <w:b w:val="0"/>
+        </w:rPr>
+        <w:t xml:space="preserve"> or assumption and justify your </w:t>
+      </w:r>
+      <w:r>
+        <w:rPr>
+          <w:b/>
+        </w:rPr>
+        <w:t>prediction</w:t>
+      </w:r>
+      <w:r>
+        <w:rPr>
+          <w:b w:val="0"/>
+        </w:rPr>
+        <w:t>.</w:t>
+      </w:r>
+    </w:p>
+    <w:p>
+      <w:pPr>
+        <w:spacing w:line="336" w:lineRule="auto" w:after="180"/>
+      </w:pPr>
+      <w:r>
+        <w:rPr>
+          <w:b w:val="0"/>
+        </w:rPr>
+        <w:t xml:space="preserve">Save your workbook </w:t>
+      </w:r>
+      <w:r>
+        <w:rPr>
+          <w:b/>
+        </w:rPr>
+        <w:t>evidence</w:t>
+      </w:r>
+      <w:r>
+        <w:rPr>
+          <w:b w:val="0"/>
+        </w:rPr>
+        <w:t>. At the next review, try a different case before opening your old answer.</w:t>
       </w:r>
     </w:p>
     <w:p>
@@ -3942,11 +6565,28 @@
     </w:p>
     <w:p>
       <w:r>
+        <w:t>Attempt supported questions before using hints or feedback. Review a missing building block, then keep the completed work.</w:t>
+      </w:r>
+    </w:p>
+    <w:p>
+      <w:pPr>
+        <w:spacing w:line="336" w:lineRule="auto" w:after="180"/>
+      </w:pPr>
+      <w:r>
+        <w:rPr>
+          <w:b w:val="0"/>
+        </w:rPr>
         <w:t>Use this supported practice once, in the browser or on paper. Keep the reserved independent assessment for a separate first attempt before teacher feedback.</w:t>
       </w:r>
     </w:p>
     <w:p>
-      <w:r>
+      <w:pPr>
+        <w:spacing w:line="336" w:lineRule="auto" w:after="180"/>
+      </w:pPr>
+      <w:r>
+        <w:rPr>
+          <w:b w:val="0"/>
+        </w:rPr>
         <w:t>Show how a common healthy class can hide complete failure to detect spotted leaves.</w:t>
       </w:r>
     </w:p>
@@ -3959,22 +6599,49 @@
       </w:r>
     </w:p>
     <w:p>
-      <w:r>
+      <w:pPr>
+        <w:spacing w:line="336" w:lineRule="auto" w:after="180"/>
+      </w:pPr>
+      <w:r>
+        <w:rPr>
+          <w:b w:val="0"/>
+        </w:rPr>
         <w:t>Which labelled step matches this detail? Candidate catches both spotted leaves while producing three false alarms; choose with stated costs and review needs.</w:t>
       </w:r>
     </w:p>
     <w:p>
-      <w:r>
+      <w:pPr>
+        <w:spacing w:line="336" w:lineRule="auto" w:after="180"/>
+        <w:shd w:fill="F4F9FC"/>
+      </w:pPr>
+      <w:r>
+        <w:rPr>
+          <w:b w:val="0"/>
+        </w:rPr>
         <w:t>1. Compare consequences</w:t>
       </w:r>
     </w:p>
     <w:p>
-      <w:r>
+      <w:pPr>
+        <w:spacing w:line="336" w:lineRule="auto" w:after="180"/>
+        <w:shd w:fill="F4F9FC"/>
+      </w:pPr>
+      <w:r>
+        <w:rPr>
+          <w:b w:val="0"/>
+        </w:rPr>
         <w:t>2. Score candidate</w:t>
       </w:r>
     </w:p>
     <w:p>
-      <w:r>
+      <w:pPr>
+        <w:spacing w:line="336" w:lineRule="auto" w:after="180"/>
+        <w:shd w:fill="F4F9FC"/>
+      </w:pPr>
+      <w:r>
+        <w:rPr>
+          <w:b w:val="0"/>
+        </w:rPr>
         <w:t>3. Score trivial baseline</w:t>
       </w:r>
     </w:p>
@@ -4012,41 +6679,191 @@
       </w:r>
     </w:p>
     <w:p>
-      <w:r>
+      <w:pPr>
+        <w:pStyle w:val="Heading3"/>
+      </w:pPr>
+      <w:r>
+        <w:t>Hint · try first</w:t>
+      </w:r>
+    </w:p>
+    <w:p>
+      <w:pPr>
+        <w:spacing w:line="336" w:lineRule="auto" w:after="180"/>
+        <w:shd w:fill="F1F6F8"/>
+      </w:pPr>
+      <w:r>
+        <w:rPr>
+          <w:b w:val="0"/>
+        </w:rPr>
         <w:t>Hint if needed: Read the steps in the pictorial case. Match the supplied detail to the stage that performs or records it.</w:t>
       </w:r>
     </w:p>
     <w:p>
-      <w:r>
-        <w:t>After your attempt, compare with the supported explanation: Compare consequences Candidate catches both spotted leaves while producing three false alarms; choose with stated costs and review needs. Read the picture in order. Candidate catches both spotted leaves while producing three false alarms; choose with stated costs and review needs. The arrows show which recorded input or intermediate result each decision uses. Explain the deciding step aloud before checking the changed case; pointing to the final answer alone does not show how it follows.</w:t>
-      </w:r>
-    </w:p>
-    <w:p>
       <w:pPr>
         <w:pStyle w:val="Heading3"/>
       </w:pPr>
       <w:r>
+        <w:t>Feedback · compare after trying</w:t>
+      </w:r>
+    </w:p>
+    <w:p>
+      <w:pPr>
+        <w:spacing w:line="336" w:lineRule="auto" w:after="180"/>
+        <w:shd w:fill="F1F6FC"/>
+      </w:pPr>
+      <w:r>
+        <w:rPr>
+          <w:b w:val="0"/>
+        </w:rPr>
+        <w:t>After your attempt, compare with the supported explanation: Compare consequences Candidate catches both spotted leaves while producing three false alarms; choose with stated costs and review needs. Read the picture in order.</w:t>
+      </w:r>
+    </w:p>
+    <w:p>
+      <w:pPr>
+        <w:spacing w:line="336" w:lineRule="auto" w:after="180"/>
+        <w:shd w:fill="F1F6FC"/>
+      </w:pPr>
+      <w:r>
+        <w:rPr>
+          <w:b w:val="0"/>
+        </w:rPr>
+        <w:t xml:space="preserve">Candidate catches both spotted leaves while producing three false alarms; choose with stated costs and review needs. The arrows show which recorded </w:t>
+      </w:r>
+      <w:r>
+        <w:rPr>
+          <w:b/>
+        </w:rPr>
+        <w:t>input</w:t>
+      </w:r>
+      <w:r>
+        <w:rPr>
+          <w:b w:val="0"/>
+        </w:rPr>
+        <w:t xml:space="preserve"> or intermediate result each decision uses.</w:t>
+      </w:r>
+    </w:p>
+    <w:p>
+      <w:pPr>
+        <w:spacing w:line="336" w:lineRule="auto" w:after="180"/>
+        <w:shd w:fill="F1F6FC"/>
+      </w:pPr>
+      <w:r>
+        <w:rPr>
+          <w:b w:val="0"/>
+        </w:rPr>
+        <w:t>Explain the deciding step aloud before checking the changed case; pointing to the final answer alone does not show how it follows.</w:t>
+      </w:r>
+    </w:p>
+    <w:p>
+      <w:pPr>
+        <w:pStyle w:val="Heading3"/>
+      </w:pPr>
+      <w:r>
         <w:t>Practice 2: explain the deciding evidence</w:t>
       </w:r>
     </w:p>
     <w:p>
-      <w:r>
+      <w:pPr>
+        <w:pStyle w:val="Heading3"/>
+      </w:pPr>
+      <w:r>
+        <w:t>Changed case · predict first</w:t>
+      </w:r>
+    </w:p>
+    <w:p>
+      <w:pPr>
+        <w:spacing w:line="336" w:lineRule="auto" w:after="180"/>
+        <w:shd w:fill="F5F1FB"/>
+      </w:pPr>
+      <w:r>
+        <w:rPr>
+          <w:b w:val="0"/>
+        </w:rPr>
         <w:t>Changed-case practice: The candidate’s three false alarms are corrected without changing its detections. Which conclusion is supported by the supplied facts?</w:t>
       </w:r>
     </w:p>
     <w:p>
-      <w:r>
-        <w:t>1. Candidate accuracy becomes20/20 with spotted recall still100% in this toy set.</w:t>
-      </w:r>
-    </w:p>
-    <w:p>
-      <w:r>
-        <w:t>2. This one example guarantees correct results for every future input.</w:t>
-      </w:r>
-    </w:p>
-    <w:p>
-      <w:r>
-        <w:t>3. We can decide the result without examining the changed input or the procedure.</w:t>
+      <w:pPr>
+        <w:spacing w:line="336" w:lineRule="auto" w:after="180"/>
+        <w:shd w:fill="F4F9FC"/>
+      </w:pPr>
+      <w:r>
+        <w:rPr>
+          <w:b w:val="0"/>
+        </w:rPr>
+        <w:t xml:space="preserve">1. Candidate </w:t>
+      </w:r>
+      <w:r>
+        <w:rPr>
+          <w:b/>
+        </w:rPr>
+        <w:t>accuracy</w:t>
+      </w:r>
+      <w:r>
+        <w:rPr>
+          <w:b w:val="0"/>
+        </w:rPr>
+        <w:t xml:space="preserve"> becomes20/20 with spotted </w:t>
+      </w:r>
+      <w:r>
+        <w:rPr>
+          <w:b/>
+        </w:rPr>
+        <w:t>recall</w:t>
+      </w:r>
+      <w:r>
+        <w:rPr>
+          <w:b w:val="0"/>
+        </w:rPr>
+        <w:t xml:space="preserve"> still100% in this toy set.</w:t>
+      </w:r>
+    </w:p>
+    <w:p>
+      <w:pPr>
+        <w:spacing w:line="336" w:lineRule="auto" w:after="180"/>
+        <w:shd w:fill="F4F9FC"/>
+      </w:pPr>
+      <w:r>
+        <w:rPr>
+          <w:b w:val="0"/>
+        </w:rPr>
+        <w:t xml:space="preserve">2. This one example guarantees correct results for every future </w:t>
+      </w:r>
+      <w:r>
+        <w:rPr>
+          <w:b/>
+        </w:rPr>
+        <w:t>input</w:t>
+      </w:r>
+      <w:r>
+        <w:rPr>
+          <w:b w:val="0"/>
+        </w:rPr>
+        <w:t>.</w:t>
+      </w:r>
+    </w:p>
+    <w:p>
+      <w:pPr>
+        <w:spacing w:line="336" w:lineRule="auto" w:after="180"/>
+        <w:shd w:fill="F4F9FC"/>
+      </w:pPr>
+      <w:r>
+        <w:rPr>
+          <w:b w:val="0"/>
+        </w:rPr>
+        <w:t xml:space="preserve">3. We can decide the result without examining the changed </w:t>
+      </w:r>
+      <w:r>
+        <w:rPr>
+          <w:b/>
+        </w:rPr>
+        <w:t>input</w:t>
+      </w:r>
+      <w:r>
+        <w:rPr>
+          <w:b w:val="0"/>
+        </w:rPr>
+        <w:t xml:space="preserve"> or the procedure.</w:t>
       </w:r>
     </w:p>
     <w:p>
@@ -4083,36 +6900,249 @@
       </w:r>
     </w:p>
     <w:p>
-      <w:r>
+      <w:pPr>
+        <w:pStyle w:val="Heading3"/>
+      </w:pPr>
+      <w:r>
+        <w:t>Hint · try first</w:t>
+      </w:r>
+    </w:p>
+    <w:p>
+      <w:pPr>
+        <w:spacing w:line="336" w:lineRule="auto" w:after="180"/>
+        <w:shd w:fill="F1F6F8"/>
+      </w:pPr>
+      <w:r>
+        <w:rPr>
+          <w:b w:val="0"/>
+        </w:rPr>
         <w:t>Hint if needed: Use the changed condition and the deciding step in the pictorial trace. The answer must say what follows from those facts.</w:t>
       </w:r>
     </w:p>
     <w:p>
-      <w:r>
-        <w:t>After your attempt, compare with the supported explanation: Candidate accuracy becomes20/20 with spotted recall still100% in this toy set. False alarms move from FP to TN; neither TP nor FN changes.</w:t>
-      </w:r>
-    </w:p>
-    <w:p>
       <w:pPr>
         <w:pStyle w:val="Heading3"/>
       </w:pPr>
       <w:r>
+        <w:t>Feedback · compare after trying</w:t>
+      </w:r>
+    </w:p>
+    <w:p>
+      <w:pPr>
+        <w:spacing w:line="336" w:lineRule="auto" w:after="180"/>
+        <w:shd w:fill="F1F6FC"/>
+      </w:pPr>
+      <w:r>
+        <w:rPr>
+          <w:b w:val="0"/>
+        </w:rPr>
+        <w:t xml:space="preserve">After your attempt, compare with the supported explanation: Candidate </w:t>
+      </w:r>
+      <w:r>
+        <w:rPr>
+          <w:b/>
+        </w:rPr>
+        <w:t>accuracy</w:t>
+      </w:r>
+      <w:r>
+        <w:rPr>
+          <w:b w:val="0"/>
+        </w:rPr>
+        <w:t xml:space="preserve"> becomes20/20 with spotted </w:t>
+      </w:r>
+      <w:r>
+        <w:rPr>
+          <w:b/>
+        </w:rPr>
+        <w:t>recall</w:t>
+      </w:r>
+      <w:r>
+        <w:rPr>
+          <w:b w:val="0"/>
+        </w:rPr>
+        <w:t xml:space="preserve"> still100% in this toy set. False alarms move from FP to TN; neither TP nor FN changes.</w:t>
+      </w:r>
+    </w:p>
+    <w:p>
+      <w:pPr>
+        <w:pStyle w:val="Heading3"/>
+      </w:pPr>
+      <w:r>
         <w:t>Repair a missing building block</w:t>
       </w:r>
     </w:p>
     <w:p>
-      <w:r>
-        <w:t>Review Confusion Matrix (ai-4/15). Goal: Build a labelled confusion matrix from matched reference and prediction pairs. Short practice: Why is adding TP alone without reducing FN an incorrect revision? Point to the relevant step in the picture, then write the changed result and the rule or evidence that supports it.. Return to this week and explain what you changed.</w:t>
-      </w:r>
-    </w:p>
-    <w:p>
-      <w:r>
-        <w:t>Review Train a Classifier (ai-4/13). Goal: Connect training-only scaling and neighbour prediction in one pipeline. Short practice: Which pipeline record would help another team reproduce the result? Point to the relevant step in the picture, then write the changed result and the rule or evidence that supports it.. Return to this week and explain what you changed.</w:t>
-      </w:r>
-    </w:p>
-    <w:p>
-      <w:r>
-        <w:t>Review Baselines First (ai-4/10). Goal: Fit a majority label baseline using training labels only. Short practice: Can the candidate’s training accuracy replace this validation comparison? Point to the relevant step in the picture, then write the changed result and the rule or evidence that supports it.. Return to this week and explain what you changed.</w:t>
+      <w:pPr>
+        <w:spacing w:line="336" w:lineRule="auto" w:after="180"/>
+      </w:pPr>
+      <w:r>
+        <w:rPr>
+          <w:b w:val="0"/>
+        </w:rPr>
+        <w:t xml:space="preserve">Review Confusion Matrix (ai-4/15). Goal: Build a labelled confusion matrix from matched reference and </w:t>
+      </w:r>
+      <w:r>
+        <w:rPr>
+          <w:b/>
+        </w:rPr>
+        <w:t>prediction</w:t>
+      </w:r>
+      <w:r>
+        <w:rPr>
+          <w:b w:val="0"/>
+        </w:rPr>
+        <w:t xml:space="preserve"> pairs. Short practice: Why is adding TP alone without reducing FN an incorrect revision?</w:t>
+      </w:r>
+    </w:p>
+    <w:p>
+      <w:pPr>
+        <w:spacing w:line="336" w:lineRule="auto" w:after="180"/>
+      </w:pPr>
+      <w:r>
+        <w:rPr>
+          <w:b w:val="0"/>
+        </w:rPr>
+        <w:t xml:space="preserve">Point to the relevant step in the picture, then write the changed result and the rule or </w:t>
+      </w:r>
+      <w:r>
+        <w:rPr>
+          <w:b/>
+        </w:rPr>
+        <w:t>evidence</w:t>
+      </w:r>
+      <w:r>
+        <w:rPr>
+          <w:b w:val="0"/>
+        </w:rPr>
+        <w:t xml:space="preserve"> that supports it.. Return to this week and explain what you changed.</w:t>
+      </w:r>
+    </w:p>
+    <w:p>
+      <w:pPr>
+        <w:spacing w:line="336" w:lineRule="auto" w:after="180"/>
+      </w:pPr>
+      <w:r>
+        <w:rPr>
+          <w:b w:val="0"/>
+        </w:rPr>
+        <w:t xml:space="preserve">Review Train a Classifier (ai-4/13). Goal: Connect </w:t>
+      </w:r>
+      <w:r>
+        <w:rPr>
+          <w:b/>
+        </w:rPr>
+        <w:t>training</w:t>
+      </w:r>
+      <w:r>
+        <w:rPr>
+          <w:b w:val="0"/>
+        </w:rPr>
+        <w:t xml:space="preserve">-only scaling and neighbour </w:t>
+      </w:r>
+      <w:r>
+        <w:rPr>
+          <w:b/>
+        </w:rPr>
+        <w:t>prediction</w:t>
+      </w:r>
+      <w:r>
+        <w:rPr>
+          <w:b w:val="0"/>
+        </w:rPr>
+        <w:t xml:space="preserve"> in one pipeline. Short practice: Which pipeline record would help another team reproduce the result?</w:t>
+      </w:r>
+    </w:p>
+    <w:p>
+      <w:pPr>
+        <w:spacing w:line="336" w:lineRule="auto" w:after="180"/>
+      </w:pPr>
+      <w:r>
+        <w:rPr>
+          <w:b w:val="0"/>
+        </w:rPr>
+        <w:t xml:space="preserve">Point to the relevant step in the picture, then write the changed result and the rule or </w:t>
+      </w:r>
+      <w:r>
+        <w:rPr>
+          <w:b/>
+        </w:rPr>
+        <w:t>evidence</w:t>
+      </w:r>
+      <w:r>
+        <w:rPr>
+          <w:b w:val="0"/>
+        </w:rPr>
+        <w:t xml:space="preserve"> that supports it.. Return to this week and explain what you changed.</w:t>
+      </w:r>
+    </w:p>
+    <w:p>
+      <w:pPr>
+        <w:spacing w:line="336" w:lineRule="auto" w:after="180"/>
+      </w:pPr>
+      <w:r>
+        <w:rPr>
+          <w:b w:val="0"/>
+        </w:rPr>
+        <w:t xml:space="preserve">Review Baselines First (ai-4/10). Goal: Fit a majority label baseline using </w:t>
+      </w:r>
+      <w:r>
+        <w:rPr>
+          <w:b/>
+        </w:rPr>
+        <w:t>training</w:t>
+      </w:r>
+      <w:r>
+        <w:rPr>
+          <w:b w:val="0"/>
+        </w:rPr>
+        <w:t xml:space="preserve"> labels only. Short practice: Can the candidate’s </w:t>
+      </w:r>
+      <w:r>
+        <w:rPr>
+          <w:b/>
+        </w:rPr>
+        <w:t>training</w:t>
+      </w:r>
+      <w:r>
+        <w:rPr>
+          <w:b w:val="0"/>
+        </w:rPr>
+        <w:t xml:space="preserve"> </w:t>
+      </w:r>
+      <w:r>
+        <w:rPr>
+          <w:b/>
+        </w:rPr>
+        <w:t>accuracy</w:t>
+      </w:r>
+      <w:r>
+        <w:rPr>
+          <w:b w:val="0"/>
+        </w:rPr>
+        <w:t xml:space="preserve"> replace this validation comparison?</w:t>
+      </w:r>
+    </w:p>
+    <w:p>
+      <w:pPr>
+        <w:spacing w:line="336" w:lineRule="auto" w:after="180"/>
+      </w:pPr>
+      <w:r>
+        <w:rPr>
+          <w:b w:val="0"/>
+        </w:rPr>
+        <w:t xml:space="preserve">Point to the relevant step in the picture, then write the changed result and the rule or </w:t>
+      </w:r>
+      <w:r>
+        <w:rPr>
+          <w:b/>
+        </w:rPr>
+        <w:t>evidence</w:t>
+      </w:r>
+      <w:r>
+        <w:rPr>
+          <w:b w:val="0"/>
+        </w:rPr>
+        <w:t xml:space="preserve"> that supports it.. Return to this week and explain what you changed.</w:t>
       </w:r>
     </w:p>
     <w:p>
@@ -4124,8 +7154,61 @@
       </w:r>
     </w:p>
     <w:p>
-      <w:r>
-        <w:t>The browser lab lets you edit the supported Python examples already included in this lesson. Predict first, run, inspect the actual output or error, change one input, then run again. Keep code, predictions, actual results and a reasoned revision together. On paper, label your result as a trace rather than an execution.</w:t>
+      <w:pPr>
+        <w:spacing w:line="336" w:lineRule="auto" w:after="180"/>
+      </w:pPr>
+      <w:r>
+        <w:rPr>
+          <w:b w:val="0"/>
+        </w:rPr>
+        <w:t xml:space="preserve">The browser lab lets you edit the supported Python examples already included in this lesson. Predict first, run, inspect the actual </w:t>
+      </w:r>
+      <w:r>
+        <w:rPr>
+          <w:b/>
+        </w:rPr>
+        <w:t>output</w:t>
+      </w:r>
+      <w:r>
+        <w:rPr>
+          <w:b w:val="0"/>
+        </w:rPr>
+        <w:t xml:space="preserve"> or error, change one </w:t>
+      </w:r>
+      <w:r>
+        <w:rPr>
+          <w:b/>
+        </w:rPr>
+        <w:t>input</w:t>
+      </w:r>
+      <w:r>
+        <w:rPr>
+          <w:b w:val="0"/>
+        </w:rPr>
+        <w:t>, then run again.</w:t>
+      </w:r>
+    </w:p>
+    <w:p>
+      <w:pPr>
+        <w:spacing w:line="336" w:lineRule="auto" w:after="180"/>
+      </w:pPr>
+      <w:r>
+        <w:rPr>
+          <w:b w:val="0"/>
+        </w:rPr>
+        <w:t xml:space="preserve">Keep code, </w:t>
+      </w:r>
+      <w:r>
+        <w:rPr>
+          <w:b/>
+        </w:rPr>
+        <w:t>prediction</w:t>
+      </w:r>
+      <w:r>
+        <w:rPr>
+          <w:b w:val="0"/>
+        </w:rPr>
+        <w:t>s, actual results and a reasoned revision together. On paper, label your result as a trace rather than an execution.</w:t>
       </w:r>
     </w:p>
     <w:p>
@@ -4137,8 +7220,661 @@
       </w:r>
     </w:p>
     <w:p>
-      <w:r>
-        <w:t>Use Download completed work in the hosted lesson to export your answers, reflections, practice feedback and code-run evidence. Open the HTML copy to read or print it. Drafts stay in this browser when storage is available; clear drafts on a shared device.</w:t>
+      <w:pPr>
+        <w:spacing w:line="336" w:lineRule="auto" w:after="180"/>
+      </w:pPr>
+      <w:r>
+        <w:rPr>
+          <w:b w:val="0"/>
+        </w:rPr>
+        <w:t xml:space="preserve">Use Download completed work in the hosted lesson to export your answers, reflections, practice feedback and code-run </w:t>
+      </w:r>
+      <w:r>
+        <w:rPr>
+          <w:b/>
+        </w:rPr>
+        <w:t>evidence</w:t>
+      </w:r>
+      <w:r>
+        <w:rPr>
+          <w:b w:val="0"/>
+        </w:rPr>
+        <w:t>. Open the HTML copy to read or print it.</w:t>
+      </w:r>
+    </w:p>
+    <w:p>
+      <w:pPr>
+        <w:spacing w:line="336" w:lineRule="auto" w:after="180"/>
+      </w:pPr>
+      <w:r>
+        <w:rPr>
+          <w:b w:val="0"/>
+        </w:rPr>
+        <w:t>Drafts stay in this browser when storage is available; clear drafts on a shared device.</w:t>
+      </w:r>
+    </w:p>
+    <w:p>
+      <w:pPr>
+        <w:pStyle w:val="Heading1"/>
+      </w:pPr>
+      <w:r>
+        <w:t>18. Visual concept journey</w:t>
+      </w:r>
+    </w:p>
+    <w:p>
+      <w:r>
+        <w:t>Explain each Accuracy and Imbalance graphic using its labels, deciding evidence and relevant limitation.</w:t>
+      </w:r>
+    </w:p>
+    <w:p>
+      <w:pPr>
+        <w:pStyle w:val="Heading3"/>
+      </w:pPr>
+      <w:r>
+        <w:t>01. Accuracy and Imbalance: the case</w:t>
+      </w:r>
+    </w:p>
+    <w:p>
+      <w:r>
+        <w:drawing>
+          <wp:inline xmlns:a="http://schemas.openxmlformats.org/drawingml/2006/main" xmlns:pic="http://schemas.openxmlformats.org/drawingml/2006/picture">
+            <wp:extent cx="5486400" cy="2990088"/>
+            <wp:docPr id="23" name="Picture 23" descr="Show how a common healthy class can hide complete failure to detect spotted leaves. Supplied facts: Toy evaluation has 18 healthy and 2 spotted leaves. Always-healthy predicts all healthy. A candidate hasTP2, FN 0, FP 3, TN 15. All inputs and outcomes in this worked example are invented classroom data; no real model run is claimed."/>
+            <wp:cNvGraphicFramePr>
+              <a:graphicFrameLocks noChangeAspect="1"/>
+            </wp:cNvGraphicFramePr>
+            <a:graphic>
+              <a:graphicData uri="http://schemas.openxmlformats.org/drawingml/2006/picture">
+                <pic:pic>
+                  <pic:nvPicPr>
+                    <pic:cNvPr id="0" name="academy-story-ai-4-16-01.png"/>
+                    <pic:cNvPicPr/>
+                  </pic:nvPicPr>
+                  <pic:blipFill>
+                    <a:blip r:embed="rId30"/>
+                    <a:stretch>
+                      <a:fillRect/>
+                    </a:stretch>
+                  </pic:blipFill>
+                  <pic:spPr>
+                    <a:xfrm>
+                      <a:off x="0" y="0"/>
+                      <a:ext cx="5486400" cy="2990088"/>
+                    </a:xfrm>
+                    <a:prstGeom prst="rect"/>
+                  </pic:spPr>
+                </pic:pic>
+              </a:graphicData>
+            </a:graphic>
+          </wp:inline>
+        </w:drawing>
+      </w:r>
+    </w:p>
+    <w:p>
+      <w:pPr>
+        <w:spacing w:line="336" w:lineRule="auto" w:after="180"/>
+      </w:pPr>
+      <w:r>
+        <w:rPr>
+          <w:b w:val="0"/>
+        </w:rPr>
+        <w:t>Show how a common healthy class can hide complete failure to detect spotted leaves. Supplied facts: Toy evaluation has 18 healthy and 2 spotted leaves. Always-healthy predicts all healthy.</w:t>
+      </w:r>
+    </w:p>
+    <w:p>
+      <w:pPr>
+        <w:spacing w:line="336" w:lineRule="auto" w:after="180"/>
+      </w:pPr>
+      <w:r>
+        <w:rPr>
+          <w:b w:val="0"/>
+        </w:rPr>
+        <w:t xml:space="preserve">A candidate hasTP2, FN 0, FP 3, TN 15. All </w:t>
+      </w:r>
+      <w:r>
+        <w:rPr>
+          <w:b/>
+        </w:rPr>
+        <w:t>input</w:t>
+      </w:r>
+      <w:r>
+        <w:rPr>
+          <w:b w:val="0"/>
+        </w:rPr>
+        <w:t>s and outcomes in this worked example are invented classroom data; no real model run is claimed.</w:t>
+      </w:r>
+    </w:p>
+    <w:p>
+      <w:pPr>
+        <w:spacing w:line="336" w:lineRule="auto" w:after="180"/>
+        <w:shd w:fill="F5F1FB"/>
+      </w:pPr>
+      <w:r>
+        <w:rPr>
+          <w:b w:val="0"/>
+        </w:rPr>
+        <w:t>Point to the given fact that matters most. Explain why it matters.</w:t>
+      </w:r>
+    </w:p>
+    <w:p>
+      <w:pPr>
+        <w:pStyle w:val="Heading3"/>
+      </w:pPr>
+      <w:r>
+        <w:t>02. Follow the deciding steps</w:t>
+      </w:r>
+    </w:p>
+    <w:p>
+      <w:r>
+        <w:drawing>
+          <wp:inline xmlns:a="http://schemas.openxmlformats.org/drawingml/2006/main" xmlns:pic="http://schemas.openxmlformats.org/drawingml/2006/picture">
+            <wp:extent cx="5486400" cy="3337560"/>
+            <wp:docPr id="24" name="Picture 24" descr="Score trivial baseline: Always healthy is 18/20=90% accurate but detects0/2 spotted leaves. → Score candidate: Candidate accuracy is 17/20=85%; spotted recall is 2/2=100%. → Compare consequences: Candidate catches both spotted leaves while producing three false alarms; choose with stated costs and review needs."/>
+            <wp:cNvGraphicFramePr>
+              <a:graphicFrameLocks noChangeAspect="1"/>
+            </wp:cNvGraphicFramePr>
+            <a:graphic>
+              <a:graphicData uri="http://schemas.openxmlformats.org/drawingml/2006/picture">
+                <pic:pic>
+                  <pic:nvPicPr>
+                    <pic:cNvPr id="0" name="academy-story-ai-4-16-02.png"/>
+                    <pic:cNvPicPr/>
+                  </pic:nvPicPr>
+                  <pic:blipFill>
+                    <a:blip r:embed="rId31"/>
+                    <a:stretch>
+                      <a:fillRect/>
+                    </a:stretch>
+                  </pic:blipFill>
+                  <pic:spPr>
+                    <a:xfrm>
+                      <a:off x="0" y="0"/>
+                      <a:ext cx="5486400" cy="3337560"/>
+                    </a:xfrm>
+                    <a:prstGeom prst="rect"/>
+                  </pic:spPr>
+                </pic:pic>
+              </a:graphicData>
+            </a:graphic>
+          </wp:inline>
+        </w:drawing>
+      </w:r>
+    </w:p>
+    <w:p>
+      <w:pPr>
+        <w:spacing w:line="336" w:lineRule="auto" w:after="180"/>
+      </w:pPr>
+      <w:r>
+        <w:rPr>
+          <w:b w:val="0"/>
+        </w:rPr>
+        <w:t xml:space="preserve">Score trivial baseline: Always healthy is 18/20=90% accurate but detects0/2 spotted leaves. → Score candidate: Candidate </w:t>
+      </w:r>
+      <w:r>
+        <w:rPr>
+          <w:b/>
+        </w:rPr>
+        <w:t>accuracy</w:t>
+      </w:r>
+      <w:r>
+        <w:rPr>
+          <w:b w:val="0"/>
+        </w:rPr>
+        <w:t xml:space="preserve"> is 17/20=85%; spotted </w:t>
+      </w:r>
+      <w:r>
+        <w:rPr>
+          <w:b/>
+        </w:rPr>
+        <w:t>recall</w:t>
+      </w:r>
+      <w:r>
+        <w:rPr>
+          <w:b w:val="0"/>
+        </w:rPr>
+        <w:t xml:space="preserve"> is 2/2=100%. → Compare consequences: Candidate catches both spotted leaves while producing three false alarms; choose with stated costs and review needs.</w:t>
+      </w:r>
+    </w:p>
+    <w:p>
+      <w:pPr>
+        <w:spacing w:line="336" w:lineRule="auto" w:after="180"/>
+        <w:shd w:fill="F5F1FB"/>
+      </w:pPr>
+      <w:r>
+        <w:rPr>
+          <w:b w:val="0"/>
+        </w:rPr>
+        <w:t xml:space="preserve">Point to each numbered stage and explain which recorded </w:t>
+      </w:r>
+      <w:r>
+        <w:rPr>
+          <w:b/>
+        </w:rPr>
+        <w:t>input</w:t>
+      </w:r>
+      <w:r>
+        <w:rPr>
+          <w:b w:val="0"/>
+        </w:rPr>
+        <w:t xml:space="preserve"> it uses.</w:t>
+      </w:r>
+    </w:p>
+    <w:p>
+      <w:pPr>
+        <w:pStyle w:val="Heading3"/>
+      </w:pPr>
+      <w:r>
+        <w:t>03. Candidate decisions</w:t>
+      </w:r>
+    </w:p>
+    <w:p>
+      <w:r>
+        <w:drawing>
+          <wp:inline xmlns:a="http://schemas.openxmlformats.org/drawingml/2006/main" xmlns:pic="http://schemas.openxmlformats.org/drawingml/2006/picture">
+            <wp:extent cx="5486400" cy="3096768"/>
+            <wp:docPr id="25" name="Picture 25" descr="Candidate decisions. actual spotted: predicted spotted = 2, predicted healthy = 0. actual healthy: predicted spotted = 3, predicted healthy = 15."/>
+            <wp:cNvGraphicFramePr>
+              <a:graphicFrameLocks noChangeAspect="1"/>
+            </wp:cNvGraphicFramePr>
+            <a:graphic>
+              <a:graphicData uri="http://schemas.openxmlformats.org/drawingml/2006/picture">
+                <pic:pic>
+                  <pic:nvPicPr>
+                    <pic:cNvPr id="0" name="academy-story-ai-4-16-03.png"/>
+                    <pic:cNvPicPr/>
+                  </pic:nvPicPr>
+                  <pic:blipFill>
+                    <a:blip r:embed="rId32"/>
+                    <a:stretch>
+                      <a:fillRect/>
+                    </a:stretch>
+                  </pic:blipFill>
+                  <pic:spPr>
+                    <a:xfrm>
+                      <a:off x="0" y="0"/>
+                      <a:ext cx="5486400" cy="3096768"/>
+                    </a:xfrm>
+                    <a:prstGeom prst="rect"/>
+                  </pic:spPr>
+                </pic:pic>
+              </a:graphicData>
+            </a:graphic>
+          </wp:inline>
+        </w:drawing>
+      </w:r>
+    </w:p>
+    <w:p>
+      <w:pPr>
+        <w:spacing w:line="336" w:lineRule="auto" w:after="180"/>
+      </w:pPr>
+      <w:r>
+        <w:rPr>
+          <w:b w:val="0"/>
+        </w:rPr>
+        <w:t>Candidate decisions. actual spotted: predicted spotted = 2, predicted healthy = 0. actual healthy: predicted spotted = 3, predicted healthy = 15.</w:t>
+      </w:r>
+    </w:p>
+    <w:p>
+      <w:pPr>
+        <w:spacing w:line="336" w:lineRule="auto" w:after="180"/>
+        <w:shd w:fill="F5F1FB"/>
+      </w:pPr>
+      <w:r>
+        <w:rPr>
+          <w:b w:val="0"/>
+        </w:rPr>
+        <w:t>Read the labels and values. Explain the relationship the model shows.</w:t>
+      </w:r>
+    </w:p>
+    <w:p>
+      <w:pPr>
+        <w:pStyle w:val="Heading3"/>
+      </w:pPr>
+      <w:r>
+        <w:t>04. Change one thing. Trace what follows.</w:t>
+      </w:r>
+    </w:p>
+    <w:p>
+      <w:r>
+        <w:drawing>
+          <wp:inline xmlns:a="http://schemas.openxmlformats.org/drawingml/2006/main" xmlns:pic="http://schemas.openxmlformats.org/drawingml/2006/picture">
+            <wp:extent cx="5486400" cy="3041904"/>
+            <wp:docPr id="26" name="Picture 26" descr="Original case: Candidate catches both spotted leaves while producing three false alarms; choose with stated costs and review needs. Changed condition: The candidate’s three false alarms are corrected without changing its detections. Expected result: Candidate accuracy becomes20/20 with spotted recall still100% in this toy set. Reason: False alarms move from FP to TN; neither TP nor FN changes."/>
+            <wp:cNvGraphicFramePr>
+              <a:graphicFrameLocks noChangeAspect="1"/>
+            </wp:cNvGraphicFramePr>
+            <a:graphic>
+              <a:graphicData uri="http://schemas.openxmlformats.org/drawingml/2006/picture">
+                <pic:pic>
+                  <pic:nvPicPr>
+                    <pic:cNvPr id="0" name="academy-story-ai-4-16-04.png"/>
+                    <pic:cNvPicPr/>
+                  </pic:nvPicPr>
+                  <pic:blipFill>
+                    <a:blip r:embed="rId33"/>
+                    <a:stretch>
+                      <a:fillRect/>
+                    </a:stretch>
+                  </pic:blipFill>
+                  <pic:spPr>
+                    <a:xfrm>
+                      <a:off x="0" y="0"/>
+                      <a:ext cx="5486400" cy="3041904"/>
+                    </a:xfrm>
+                    <a:prstGeom prst="rect"/>
+                  </pic:spPr>
+                </pic:pic>
+              </a:graphicData>
+            </a:graphic>
+          </wp:inline>
+        </w:drawing>
+      </w:r>
+    </w:p>
+    <w:p>
+      <w:pPr>
+        <w:spacing w:line="336" w:lineRule="auto" w:after="180"/>
+      </w:pPr>
+      <w:r>
+        <w:rPr>
+          <w:b w:val="0"/>
+        </w:rPr>
+        <w:t>Original case: Candidate catches both spotted leaves while producing three false alarms; choose with stated costs and review needs.</w:t>
+      </w:r>
+    </w:p>
+    <w:p>
+      <w:pPr>
+        <w:spacing w:line="336" w:lineRule="auto" w:after="180"/>
+      </w:pPr>
+      <w:r>
+        <w:rPr>
+          <w:b w:val="0"/>
+        </w:rPr>
+        <w:t xml:space="preserve">Changed condition: The candidate’s three false alarms are corrected without changing its detections. Expected result: Candidate </w:t>
+      </w:r>
+      <w:r>
+        <w:rPr>
+          <w:b/>
+        </w:rPr>
+        <w:t>accuracy</w:t>
+      </w:r>
+      <w:r>
+        <w:rPr>
+          <w:b w:val="0"/>
+        </w:rPr>
+        <w:t xml:space="preserve"> becomes20/20 with spotted </w:t>
+      </w:r>
+      <w:r>
+        <w:rPr>
+          <w:b/>
+        </w:rPr>
+        <w:t>recall</w:t>
+      </w:r>
+      <w:r>
+        <w:rPr>
+          <w:b w:val="0"/>
+        </w:rPr>
+        <w:t xml:space="preserve"> still100% in this toy set.</w:t>
+      </w:r>
+    </w:p>
+    <w:p>
+      <w:pPr>
+        <w:spacing w:line="336" w:lineRule="auto" w:after="180"/>
+      </w:pPr>
+      <w:r>
+        <w:rPr>
+          <w:b w:val="0"/>
+        </w:rPr>
+        <w:t>Reason: False alarms move from FP to TN; neither TP nor FN changes.</w:t>
+      </w:r>
+    </w:p>
+    <w:p>
+      <w:pPr>
+        <w:spacing w:line="336" w:lineRule="auto" w:after="180"/>
+        <w:shd w:fill="F5F1FB"/>
+      </w:pPr>
+      <w:r>
+        <w:rPr>
+          <w:b w:val="0"/>
+        </w:rPr>
+        <w:t>Predict before checking the worked changed-case result. Name what changed and what the supplied facts allow you to conclude.</w:t>
+      </w:r>
+    </w:p>
+    <w:p>
+      <w:pPr>
+        <w:pStyle w:val="Heading3"/>
+      </w:pPr>
+      <w:r>
+        <w:t>05. Connect the explanation to its limit</w:t>
+      </w:r>
+    </w:p>
+    <w:p>
+      <w:r>
+        <w:drawing>
+          <wp:inline xmlns:a="http://schemas.openxmlformats.org/drawingml/2006/main" xmlns:pic="http://schemas.openxmlformats.org/drawingml/2006/picture">
+            <wp:extent cx="5486400" cy="2834640"/>
+            <wp:docPr id="27" name="Picture 27" descr="Read the picture in order. Candidate catches both spotted leaves while producing three false alarms; choose with stated costs and review needs. The arrows show which recorded input or intermediate result each decision uses. Explain the deciding step aloud before checking the changed case; pointing to the final answer alone does not show how it follows. Limit: Perfect performance on twenty supplied cases does not demonstrate dependable detection in other plants or settings."/>
+            <wp:cNvGraphicFramePr>
+              <a:graphicFrameLocks noChangeAspect="1"/>
+            </wp:cNvGraphicFramePr>
+            <a:graphic>
+              <a:graphicData uri="http://schemas.openxmlformats.org/drawingml/2006/picture">
+                <pic:pic>
+                  <pic:nvPicPr>
+                    <pic:cNvPr id="0" name="academy-story-ai-4-16-05.png"/>
+                    <pic:cNvPicPr/>
+                  </pic:nvPicPr>
+                  <pic:blipFill>
+                    <a:blip r:embed="rId34"/>
+                    <a:stretch>
+                      <a:fillRect/>
+                    </a:stretch>
+                  </pic:blipFill>
+                  <pic:spPr>
+                    <a:xfrm>
+                      <a:off x="0" y="0"/>
+                      <a:ext cx="5486400" cy="2834640"/>
+                    </a:xfrm>
+                    <a:prstGeom prst="rect"/>
+                  </pic:spPr>
+                </pic:pic>
+              </a:graphicData>
+            </a:graphic>
+          </wp:inline>
+        </w:drawing>
+      </w:r>
+    </w:p>
+    <w:p>
+      <w:pPr>
+        <w:spacing w:line="336" w:lineRule="auto" w:after="180"/>
+      </w:pPr>
+      <w:r>
+        <w:rPr>
+          <w:b w:val="0"/>
+        </w:rPr>
+        <w:t xml:space="preserve">Read the picture in order. Candidate catches both spotted leaves while producing three false alarms; choose with stated costs and review needs. The arrows show which recorded </w:t>
+      </w:r>
+      <w:r>
+        <w:rPr>
+          <w:b/>
+        </w:rPr>
+        <w:t>input</w:t>
+      </w:r>
+      <w:r>
+        <w:rPr>
+          <w:b w:val="0"/>
+        </w:rPr>
+        <w:t xml:space="preserve"> or intermediate result each decision uses.</w:t>
+      </w:r>
+    </w:p>
+    <w:p>
+      <w:pPr>
+        <w:spacing w:line="336" w:lineRule="auto" w:after="180"/>
+      </w:pPr>
+      <w:r>
+        <w:rPr>
+          <w:b w:val="0"/>
+        </w:rPr>
+        <w:t>Explain the deciding step aloud before checking the changed case; pointing to the final answer alone does not show how it follows.</w:t>
+      </w:r>
+    </w:p>
+    <w:p>
+      <w:pPr>
+        <w:spacing w:line="336" w:lineRule="auto" w:after="180"/>
+      </w:pPr>
+      <w:r>
+        <w:rPr>
+          <w:b w:val="0"/>
+        </w:rPr>
+        <w:t>Limit: Perfect performance on twenty supplied cases does not demonstrate dependable detection in other plants or settings.</w:t>
+      </w:r>
+    </w:p>
+    <w:p>
+      <w:pPr>
+        <w:spacing w:line="336" w:lineRule="auto" w:after="180"/>
+        <w:shd w:fill="F5F1FB"/>
+      </w:pPr>
+      <w:r>
+        <w:rPr>
+          <w:b w:val="0"/>
+        </w:rPr>
+        <w:t>Explain the case, then point to a limit on the claim.</w:t>
+      </w:r>
+    </w:p>
+    <w:p>
+      <w:pPr>
+        <w:pStyle w:val="Heading3"/>
+      </w:pPr>
+      <w:r>
+        <w:t>06. Make the idea visible in your project</w:t>
+      </w:r>
+    </w:p>
+    <w:p>
+      <w:r>
+        <w:drawing>
+          <wp:inline xmlns:a="http://schemas.openxmlformats.org/drawingml/2006/main" xmlns:pic="http://schemas.openxmlformats.org/drawingml/2006/picture">
+            <wp:extent cx="5486400" cy="3681984"/>
+            <wp:docPr id="28" name="Picture 28" descr="For your Responsible Plant Classifier, save the input, procedure, observed result and limitation of this check. Label this worked example as practice; use a different, previously unreviewed case when checking independent understanding. Draw your input, deciding step, result and limit. Supported question: Why can the 90% baseline still be unsuitable for a detection task? Point to the relevant step in the picture, then write the changed result and the rule or evidence that supports it."/>
+            <wp:cNvGraphicFramePr>
+              <a:graphicFrameLocks noChangeAspect="1"/>
+            </wp:cNvGraphicFramePr>
+            <a:graphic>
+              <a:graphicData uri="http://schemas.openxmlformats.org/drawingml/2006/picture">
+                <pic:pic>
+                  <pic:nvPicPr>
+                    <pic:cNvPr id="0" name="academy-story-ai-4-16-06.png"/>
+                    <pic:cNvPicPr/>
+                  </pic:nvPicPr>
+                  <pic:blipFill>
+                    <a:blip r:embed="rId35"/>
+                    <a:stretch>
+                      <a:fillRect/>
+                    </a:stretch>
+                  </pic:blipFill>
+                  <pic:spPr>
+                    <a:xfrm>
+                      <a:off x="0" y="0"/>
+                      <a:ext cx="5486400" cy="3681984"/>
+                    </a:xfrm>
+                    <a:prstGeom prst="rect"/>
+                  </pic:spPr>
+                </pic:pic>
+              </a:graphicData>
+            </a:graphic>
+          </wp:inline>
+        </w:drawing>
+      </w:r>
+    </w:p>
+    <w:p>
+      <w:pPr>
+        <w:spacing w:line="336" w:lineRule="auto" w:after="180"/>
+      </w:pPr>
+      <w:r>
+        <w:rPr>
+          <w:b w:val="0"/>
+        </w:rPr>
+        <w:t xml:space="preserve">For your Responsible Plant Classifier, save the </w:t>
+      </w:r>
+      <w:r>
+        <w:rPr>
+          <w:b/>
+        </w:rPr>
+        <w:t>input</w:t>
+      </w:r>
+      <w:r>
+        <w:rPr>
+          <w:b w:val="0"/>
+        </w:rPr>
+        <w:t>, procedure, observed result and limitation of this check.</w:t>
+      </w:r>
+    </w:p>
+    <w:p>
+      <w:pPr>
+        <w:spacing w:line="336" w:lineRule="auto" w:after="180"/>
+      </w:pPr>
+      <w:r>
+        <w:rPr>
+          <w:b w:val="0"/>
+        </w:rPr>
+        <w:t xml:space="preserve">Label this worked example as practice; use a different, previously unreviewed case when checking independent understanding. Draw your </w:t>
+      </w:r>
+      <w:r>
+        <w:rPr>
+          <w:b/>
+        </w:rPr>
+        <w:t>input</w:t>
+      </w:r>
+      <w:r>
+        <w:rPr>
+          <w:b w:val="0"/>
+        </w:rPr>
+        <w:t>, deciding step, result and limit.</w:t>
+      </w:r>
+    </w:p>
+    <w:p>
+      <w:pPr>
+        <w:spacing w:line="336" w:lineRule="auto" w:after="180"/>
+      </w:pPr>
+      <w:r>
+        <w:rPr>
+          <w:b w:val="0"/>
+        </w:rPr>
+        <w:t xml:space="preserve">Supported question: Why can the 90% baseline still be unsuitable for a detection task? Point to the relevant step in the picture, then write the changed result and the rule or </w:t>
+      </w:r>
+      <w:r>
+        <w:rPr>
+          <w:b/>
+        </w:rPr>
+        <w:t>evidence</w:t>
+      </w:r>
+      <w:r>
+        <w:rPr>
+          <w:b w:val="0"/>
+        </w:rPr>
+        <w:t xml:space="preserve"> that supports it.</w:t>
+      </w:r>
+    </w:p>
+    <w:p>
+      <w:pPr>
+        <w:spacing w:line="336" w:lineRule="auto" w:after="180"/>
+        <w:shd w:fill="F5F1FB"/>
+      </w:pPr>
+      <w:r>
+        <w:rPr>
+          <w:b w:val="0"/>
+        </w:rPr>
+        <w:t xml:space="preserve">Draw your project trace and justify the deciding step using </w:t>
+      </w:r>
+      <w:r>
+        <w:rPr>
+          <w:b/>
+        </w:rPr>
+        <w:t>evidence</w:t>
+      </w:r>
+      <w:r>
+        <w:rPr>
+          <w:b w:val="0"/>
+        </w:rPr>
+        <w:t>.</w:t>
       </w:r>
     </w:p>
     <w:sectPr>
